--- a/Bases de Datos II/Kit docente/Clase 8/Guion Docente Clase 8 - Tuning y transacciones.docx
+++ b/Bases de Datos II/Kit docente/Clase 8/Guion Docente Clase 8 - Tuning y transacciones.docx
@@ -806,7 +806,7 @@
           <w:color w:val="4A4A49"/>
           <w:sz w:val="22"/>
         </w:rPr>
-        <w:t>Dejar script/enlace en el chat o Campus.</w:t>
+        <w:t>Dejar script/enlace en el chat o en ExamLab.</w:t>
       </w:r>
     </w:p>
     <w:p>

--- a/Bases de Datos II/Kit docente/Clase 8/Guion Docente Clase 8 - Tuning y transacciones.docx
+++ b/Bases de Datos II/Kit docente/Clase 8/Guion Docente Clase 8 - Tuning y transacciones.docx
@@ -306,6 +306,109 @@
           <w:sz w:val="22"/>
         </w:rPr>
         <w:t>Error de docente que no domina el tema: envolver TODA la sesion de trabajo en una sola transaccion gigante 'para no perder nada' — eso maximiza el tiempo que otros usuarios quedan bloqueados esperando esas filas, exactamente el problema que Clase 10 (concurrencia) va a diagnosticar.</w:t>
+      </w:r>
+    </w:p>
+    <w:p>
+      <w:pPr>
+        <w:spacing w:before="200" w:after="60"/>
+      </w:pPr>
+      <w:r>
+        <w:rPr>
+          <w:b/>
+          <w:color w:val="1A1C1D"/>
+          <w:sz w:val="32"/>
+        </w:rPr>
+        <w:t>Desarrollo del tema (para dictar sin consultar otra fuente)</w:t>
+      </w:r>
+    </w:p>
+    <w:p>
+      <w:r>
+        <w:rPr>
+          <w:b w:val="0"/>
+          <w:color w:val="4A4A49"/>
+          <w:sz w:val="22"/>
+        </w:rPr>
+        <w:t>Una transaccion es una unidad logica de trabajo compuesta por una o mas sentencias que el motor trata como indivisible frente a dos amenazas distintas: las fallas, porque no puede quedar aplicada a medias, y las demas sesiones, porque nadie debe ver el estado intermedio. Lo primero que hay que aclarar, porque el estudiante lo asume mal, es donde empieza y donde termina. En Oracle la transaccion empieza sola con la primera sentencia DML que se ejecuta, sin que nadie escriba BEGIN, y termina con COMMIT o con ROLLBACK. En PostgreSQL y en MySQL, si no se abre explicitamente con BEGIN o con START TRANSACTION, cada sentencia es su propia transaccion y se confirma sola. El ejemplo del PI es la facturacion: BEGIN; INSERT INTO factura (id_factura, id_dueno, fecha, total) VALUES (5001, 1, CURRENT_DATE, 62000); INSERT INTO detalle_factura (id_factura, id_insumo, cantidad, subtotal) VALUES (5001, 50, 2, 24000); UPDATE insumo SET stock = stock - 2 WHERE id_insumo = 50 AND stock &gt;= 2; COMMIT; Son tres sentencias que describen UN hecho de negocio, cobrar una consulta con dos vacunas, y no tres hechos independientes que casualmente ocurren juntos. Vale detenerse en el detalle del WHERE: la condicion stock &gt;= 2 no es decoracion, es la que impide que el descuento se aplique cuando no hay existencias y hace que el motor informe cero filas afectadas en lugar de dejar un numero negativo. Cero filas afectadas se consulta con SQL%ROWCOUNT en Oracle o con ROW_COUNT() en MySQL, y es la senal que la aplicacion debe convertir en un ROLLBACK.</w:t>
+      </w:r>
+    </w:p>
+    <w:p>
+      <w:r>
+        <w:rPr>
+          <w:b w:val="0"/>
+          <w:color w:val="4A4A49"/>
+          <w:sz w:val="22"/>
+        </w:rPr>
+        <w:t>Atomicidad significa que la transaccion se aplica completa o no se aplica en absoluto, sin estados intermedios visibles ni persistentes. El fallo concreto que ocurre en VetCare cuando falta esta propiedad: se ejecuta el INSERT en factura, se ejecuta el INSERT en detalle_factura y justo antes del UPDATE de stock se cae la red del consultorio. Sin atomicidad quedan la factura 5001 y su detalle cobrando dos vacunas antirrabicas mientras insumo sigue diciendo stock 3 en lugar de 1. Nadie recibe un error, la clinica cobro bien, y el dano aparece semanas despues, cuando el inventario fisico no cuadra y ya no hay forma de saber que factura lo desajusto. La consulta que detecta ese tipo de descuadre conviene tenerla escrita porque es tambien un buen ejercicio: SELECT d.id_insumo, SUM(d.cantidad) AS vendido FROM detalle_factura d GROUP BY d.id_insumo, contrastada contra los movimientos registrados en insumo. Con atomicidad, en cambio, el corte de red deja la transaccion sin COMMIT y el motor la deshace por su cuenta al detectar que la sesion murio: no queda factura, no queda detalle, no se descuenta nada, y la recepcionista simplemente repite la operacion. Esa es la razon por la que el entregable pide un script con COMMIT y ROLLBACK explicitos y no tres sentencias sueltas ejecutadas una tras otra.</w:t>
+      </w:r>
+    </w:p>
+    <w:p>
+      <w:r>
+        <w:rPr>
+          <w:b w:val="0"/>
+          <w:color w:val="4A4A49"/>
+          <w:sz w:val="22"/>
+        </w:rPr>
+        <w:t>Consistencia significa que la transaccion lleva la base de datos de un estado valido a otro estado valido, y la palabra valido no es filosofica: valido es lo que cumplen las restricciones declaradas, es decir claves primarias, claves foraneas, UNIQUE, NOT NULL, CHECK y los disparadores de la Clase 4. Aqui esta el malentendido mas costoso del tema y hay que enunciarlo de frente: la atomicidad NO produce consistencia. Si nadie declaro la restriccion, la transaccion puede ser perfectamente atomica y dejar la base en un estado absurdo. El fallo concreto: la regla de negocio de VetCare dice que el stock de un insumo nunca queda negativo, pero si la tabla insumo no tiene la restriccion y la aplicacion factura 5 unidades de las 3 disponibles, el UPDATE insumo SET stock = stock - 5 WHERE id_insumo = 50 deja stock en menos 2, confirma sin quejarse y el sistema queda vendiendo lo que no existe. La regla se declara una sola vez y vale para siempre, sin importar quien escriba el SQL despues: ALTER TABLE insumo ADD CONSTRAINT ck_insumo_stock_no_negativo CHECK (stock &gt;= 0); Con eso, el mismo UPDATE falla con un error del motor y la transaccion se puede deshacer entera. Y hay una diferencia entre motores que conviene conocer antes de la demo, porque desconcierta en vivo: cuando una restriccion falla, PostgreSQL aborta la transaccion completa y toda sentencia posterior responde que la transaccion actual esta abortada hasta que se haga ROLLBACK, mientras Oracle aborta solo la sentencia que fallo y deja la transaccion abierta, de modo que el programa puede decidir si continua o si deshace.</w:t>
+      </w:r>
+    </w:p>
+    <w:p>
+      <w:r>
+        <w:rPr>
+          <w:b w:val="0"/>
+          <w:color w:val="4A4A49"/>
+          <w:sz w:val="22"/>
+        </w:rPr>
+        <w:t>Aislamiento significa que dos transacciones concurrentes producen un resultado equivalente al que darian si se hubieran ejecutado una despues de la otra. El fallo concreto, y el mas facil de contar: quedan 2 vacunas y dos recepcionistas facturan cada una 2 al mismo tiempo. Ambas leen stock igual a 2, ambas calculan 2 menos 2 y ambas escriben 0; el resultado es stock 0 con cuatro vacunas vendidas y dos entregadas de aire. Eso se llama actualizacion perdida o lost update, y la primera defensa es de diseno: no leer y luego escribir con el valor leido, sino dejar que el motor haga la resta dentro de la misma sentencia, UPDATE insumo SET stock = stock - 2 WHERE id_insumo = 50 AND stock &gt;= 2, porque esa sentencia es atomica y toma un bloqueo sobre la fila mientras se ejecuta. La segunda defensa es el nivel de aislamiento, la perilla con la que se decide cuanto ve una transaccion de lo que otra esta haciendo. Numeros para citar: el estandar SQL define cuatro niveles, READ UNCOMMITTED, READ COMMITTED, REPEATABLE READ y SERIALIZABLE; Oracle implementa solo dos de ellos, READ COMMITTED, que es el predeterminado, y SERIALIZABLE; PostgreSQL acepta los cuatro nombres pero READ UNCOMMITTED se comporta como READ COMMITTED, y su valor por omision tambien es READ COMMITTED; MySQL con InnoDB usa REPEATABLE READ por omision, que es un valor distinto y explica diferencias reales cuando se porta un script de un motor a otro. Aqui queda el gancho explicito, y hay que decirlo tal cual en clase: hoy se garantiza que UNA transaccion sea correcta consigo misma, y la Clase 10 estudia que pasa cuando dos se cruzan, con los fenomenos de lectura sucia, lectura no repetible y lectura fantasma, con los bloqueos y con el interbloqueo o deadlock.</w:t>
+      </w:r>
+    </w:p>
+    <w:p>
+      <w:r>
+        <w:rPr>
+          <w:b w:val="0"/>
+          <w:color w:val="4A4A49"/>
+          <w:sz w:val="22"/>
+        </w:rPr>
+        <w:t>Durabilidad significa que despues del COMMIT el dato sobrevive, incluso si el servidor se apaga un segundo mas tarde. Lo que lo hace posible es el registro de transacciones, llamado WAL o write-ahead log en PostgreSQL y redo log en Oracle, y conviene explicarlo porque desmitifica todo el tema: es un archivo secuencial donde el motor escribe lo que va a cambiar ANTES de tocar las paginas de datos. La consecuencia practica es contraintuitiva y muy citable: el COMMIT no necesita escribir en disco las paginas de datos modificadas, solo necesita que su registro del log quede fisicamente grabado; por eso un COMMIT cuesta una escritura secuencial de unos cientos de bytes en lugar de varias escrituras dispersas, y por eso mismo hacer un COMMIT por cada fila en una carga de 100.000 filas puede resultar entre cinco y veinte veces mas lento que agrupar, cifra que es orden de magnitud y hay que medir en cada motor. El ROLLBACK tampoco es magia: el motor conserva la version anterior de cada fila modificada, en el area de undo en Oracle o como versiones antiguas de fila bajo MVCC en PostgreSQL, y deshacer consiste en descartar lo nuevo o restaurar lo viejo. La recuperacion tras una caida usa el mismo mecanismo en dos fases: al arrancar, el motor relee el log, vuelve a aplicar todo lo que estaba confirmado y deshace todo lo que quedo sin confirmar. Vale decir esto en voz alta el mismo dia que se explica ROLLBACK, porque conecta con el respaldo de la Clase 4: un respaldo restaura el estado hasta un punto, y el log es lo que permite avanzar desde ese punto hasta el instante anterior a la falla.</w:t>
+      </w:r>
+    </w:p>
+    <w:p>
+      <w:r>
+        <w:rPr>
+          <w:b w:val="0"/>
+          <w:color w:val="4A4A49"/>
+          <w:sz w:val="22"/>
+        </w:rPr>
+        <w:t>El enemigo silencioso de esta clase en los playgrounds es el autocommit, un modo en el que cada sentencia se confirma automaticamente al terminar, como si cada una llevara su propio COMMIT invisible. Importa porque produce la escena mas frustrante posible: el estudiante escribe su INSERT, escribe ROLLBACK, ejecuta un SELECT y la fila sigue ahi; concluye que el ROLLBACK no funciona, cuando lo que ocurrio es que nunca hubo una transaccion abierta que deshacer. La instruccion practica por herramienta hay que darla antes de empezar el taller, no despues del fracaso. En DB Fiddle con PostgreSQL, todo el bloque BEGIN; INSERT INTO factura ...; ROLLBACK; SELECT COUNT(*) FROM factura; debe escribirse en el MISMO panel para que corra como una sola sesion, y entonces el conteo devuelve cero y la evidencia es perfecta. En MySQL hay que desactivarlo con SET autocommit = 0 o abrir con START TRANSACTION. En Oracle Live SQL cada script se ejecuta como una sesion, asi que un INSERT seguido de ROLLBACK y de un SELECT si demuestra el efecto, pero conviene verificarlo en la propia cuenta antes de la clase, porque la herramienta confirma al finalizar el script. Y existe una trampa adicional que sorprende hasta a gente con experiencia: en Oracle y en MySQL toda sentencia DDL, un CREATE TABLE o un ALTER TABLE, provoca un COMMIT implicito, de modo que si alguien crea una tabla en medio de su transaccion, todo lo anterior queda confirmado y ya no hay nada que deshacer; PostgreSQL es la excepcion, porque su DDL es transaccional y si se puede deshacer. Por eso el script del taller no debe mezclar CREATE TABLE con la demostracion del ROLLBACK.</w:t>
+      </w:r>
+    </w:p>
+    <w:p>
+      <w:r>
+        <w:rPr>
+          <w:b w:val="0"/>
+          <w:color w:val="4A4A49"/>
+          <w:sz w:val="22"/>
+        </w:rPr>
+        <w:t>Hay que separar dos tipos de fallo a mitad de transaccion, porque se atienden distinto. Un error del motor es la violacion de una regla que la base conoce: una restriccion CHECK, una clave foranea, un tipo incompatible, un interbloqueo. El motor lo detecta, lanza la excepcion y, segun el motor, aborta la sentencia o la transaccion completa; el programa se entera sin hacer nada. Un error de la aplicacion es la violacion de una regla que la base NO conoce: que no haya stock suficiente, que la mascota este inactiva, que el total no cuadre con el detalle. El motor no va a deshacer nada, porque desde su punto de vista todo salio bien, y si nadie escribe el ROLLBACK la transaccion se confirma con la inconsistencia dentro. De ahi la forma canonica del procedimiento de facturacion, que ademas reune todo lo visto en el curso: CREATE OR REPLACE PROCEDURE sp_facturar (p_id_factura IN NUMBER, p_id_insumo IN NUMBER, p_cant IN NUMBER) AS BEGIN INSERT INTO factura ...; INSERT INTO detalle_factura ...; UPDATE insumo SET stock = stock - p_cant WHERE id_insumo = p_id_insumo AND stock &gt;= p_cant; IF SQL%ROWCOUNT = 0 THEN RAISE_APPLICATION_ERROR(-20010, 'Stock insuficiente'); END IF; COMMIT; EXCEPTION WHEN OTHERS THEN ROLLBACK; RAISE; END; Dos detalles que hay que exigir en el entregable: el RAISE final, porque una excepcion capturada y silenciada es la manera mas comun de fabricar inconsistencias invisibles, y que quien decide el COMMIT sea uno solo, el procedimiento o el llamador, nunca los dos. Cuando la transaccion es larga y solo una parte puede fallar existe el SAVEPOINT, una marca intermedia con nombre a la que se puede volver sin abortar todo: SAVEPOINT sp_linea3; y mas adelante ROLLBACK TO SAVEPOINT sp_linea3, que deshace lo hecho desde la marca, deja vivo el resto y mantiene la transaccion abierta. En VetCare sirve para una factura de cinco lineas donde el insumo de la tercera esta agotado: se deshace esa linea, se avisa y se cobran las otras cuatro. Hay que aclarar que ROLLBACK TO SAVEPOINT no confirma nada y que crear cientos de savepoints dentro de un ciclo tiene costo, asi que se usa con criterio y no por reflejo.</w:t>
+      </w:r>
+    </w:p>
+    <w:p>
+      <w:r>
+        <w:rPr>
+          <w:b w:val="0"/>
+          <w:color w:val="4A4A49"/>
+          <w:sz w:val="22"/>
+        </w:rPr>
+        <w:t>El ultimo bloque de la clase es el de tuning, y aqui tuning no significa tocar parametros del servidor, cosa imposible en un playground y peligrosa sin medicion, sino un conjunto de habitos con numeros. Primero: la transaccion debe ser corta. Una transaccion de negocio bien hecha vive en el orden de milisegundos a pocos cientos de milisegundos, y cualquier cosa que sostenga bloqueos durante segundos es sospechosa; la regla absoluta es no esperar nunca una accion humana con la transaccion abierta, porque el clasico BEGIN, mostrar un cuadro de confirmacion en pantalla y COMMIT convierte una pausa de almuerzo en 45 minutos de filas bloqueadas para el resto de la clinica. La forma correcta es hacer las lecturas y las validaciones primero y abrir la transaccion solo cuando ya se tienen todos los datos para escribir. Segundo: en cargas masivas, agrupar los COMMIT en lotes del orden de 1.000 a 5.000 filas, que es convencion de oficio y no regla dura, en lugar de uno por fila, que es lentisimo, o uno solo para un millon de filas, que hincha el area de undo y sostiene bloqueos enormes. Tercero: apoyarse en los indices de la Clase 7, porque UPDATE insumo SET stock = stock - 2 WHERE id_insumo = 50 sobre la clave primaria bloquea una sola fila, mientras el mismo UPDATE filtrando por una columna sin indice puede recorrer y bloquear muchas mas de las que pretende. Cuarto: mantener frescas las estadisticas de la Clase 6 y evitar disparadores que hagan trabajo pesado dentro de la transaccion, de la Clase 4. Sobre el playground hay que ser explicito para que nadie pierda la clase intentando lo imposible. Se puede demostrar de verdad, con una sola sesion: la atomicidad completa, con INSERT, ROLLBACK y un SELECT COUNT(*) que devuelve cero; el CHECK rechazando el stock negativo; el SAVEPOINT con su vuelta parcial; y el guardia de cero filas afectadas. No se puede demostrar nada que exija dos sesiones simultaneas, porque tanto Oracle Live SQL como DB Fiddle ejecutan un script y cierran, y no hay manera de dejar una transaccion abierta en una ventana y conectarse desde otra; por eso la espera por bloqueo, el interbloqueo, la lectura sucia y la actualizacion perdida se documentan en papel como una linea de tiempo de T1 y T2 con lo que ve cada una en cada paso, que es exactamente el formato que usara la Clase 10. Tampoco se puede demostrar la durabilidad real, porque nadie puede apagar el servidor del playground, ni medir el costo del log. Tres preguntas cierran casi siempre la sesion. Si el motor confirma solo, para que sirve COMMIT: para poder agrupar varias sentencias en un unico hecho de negocio, que es justamente lo que el autocommit impide. Que pasa si me desconecto sin confirmar: el motor deshace la transaccion cuando la sesion muere de forma anormal, aunque algunos clientes confirman al salir de manera ordenada, asi que jamas se debe depender de eso. Y se puede hacer ROLLBACK despues de un COMMIT: no, un COMMIT es definitivo, y lo unico que queda es restaurar desde el respaldo de la Clase 4 con recuperacion a un punto en el tiempo, que es una operacion de administrador y no una correccion de rutina.</w:t>
+      </w:r>
+    </w:p>
+    <w:p>
+      <w:r>
+        <w:rPr>
+          <w:b w:val="0"/>
+          <w:color w:val="4A4A49"/>
+          <w:sz w:val="22"/>
+        </w:rPr>
+        <w:t>Error tipico del docente que no domina el tema: demostrar el ROLLBACK en un playground con autocommit activo y sin abrir la transaccion, ver que la fila sigue ahi y salir del paso diciendo que el playground no soporta transacciones. El estudiante concluye que las transacciones son teoria que no se puede comprobar; aguas abajo, en la Clase 10 no podra construir el escenario de T1 y T2 porque nunca vio una transaccion realmente abierta, y en la Clase 12, al conectar la aplicacion con la base, dejara el manejo de COMMIT y ROLLBACK repartido entre el procedimiento y el codigo cliente, que es la fuente numero uno de facturas a medias. El segundo error es ensenar que la atomicidad garantiza las reglas de negocio y omitir la restriccion CHECK (stock &gt;= 0), confiando en que el codigo de la aplicacion siempre validara antes de descontar. Si eso se acepta hoy, el stock negativo aparecera en la Clase 11 cuando se llene el checklist del PI, o peor, en la sustentacion de la Clase 15, y el informe final afirmara que la base de datos garantiza una regla que en realidad solo esta escrita en un procedimiento que cualquier INSERT o UPDATE manual puede saltarse.</w:t>
       </w:r>
     </w:p>
     <w:p>

--- a/Bases de Datos II/Kit docente/Clase 8/Guion Docente Clase 8 - Tuning y transacciones.docx
+++ b/Bases de Datos II/Kit docente/Clase 8/Guion Docente Clase 8 - Tuning y transacciones.docx
@@ -328,7 +328,7 @@
           <w:color w:val="4A4A49"/>
           <w:sz w:val="22"/>
         </w:rPr>
-        <w:t>Una transaccion es una unidad logica de trabajo compuesta por una o mas sentencias que el motor trata como indivisible frente a dos amenazas distintas: las fallas, porque no puede quedar aplicada a medias, y las demas sesiones, porque nadie debe ver el estado intermedio. Lo primero que hay que aclarar, porque el estudiante lo asume mal, es donde empieza y donde termina. En Oracle la transaccion empieza sola con la primera sentencia DML que se ejecuta, sin que nadie escriba BEGIN, y termina con COMMIT o con ROLLBACK. En PostgreSQL y en MySQL, si no se abre explicitamente con BEGIN o con START TRANSACTION, cada sentencia es su propia transaccion y se confirma sola. El ejemplo del PI es la facturacion: BEGIN; INSERT INTO factura (id_factura, id_dueno, fecha, total) VALUES (5001, 1, CURRENT_DATE, 62000); INSERT INTO detalle_factura (id_factura, id_insumo, cantidad, subtotal) VALUES (5001, 50, 2, 24000); UPDATE insumo SET stock = stock - 2 WHERE id_insumo = 50 AND stock &gt;= 2; COMMIT; Son tres sentencias que describen UN hecho de negocio, cobrar una consulta con dos vacunas, y no tres hechos independientes que casualmente ocurren juntos. Vale detenerse en el detalle del WHERE: la condicion stock &gt;= 2 no es decoracion, es la que impide que el descuento se aplique cuando no hay existencias y hace que el motor informe cero filas afectadas en lugar de dejar un numero negativo. Cero filas afectadas se consulta con SQL%ROWCOUNT en Oracle o con ROW_COUNT() en MySQL, y es la senal que la aplicacion debe convertir en un ROLLBACK.</w:t>
+        <w:t>Una transaccion es una unidad logica de trabajo formada por una o mas sentencias que el motor trata como indivisible frente a dos amenazas distintas: las fallas, porque no puede quedar aplicada a medias, y las demas sesiones, porque nadie debe ver el estado intermedio. Lo primero que hay que aclarar, porque el estudiante lo asume mal, es donde empieza y donde termina. En Oracle empieza sola con la primera sentencia DML, sin que nadie escriba BEGIN, y termina con COMMIT o con ROLLBACK. En PostgreSQL y en MySQL, si no se abre explicitamente con BEGIN o START TRANSACTION, cada sentencia es su propia transaccion y se confirma sola. El ejemplo del PI es la facturacion: BEGIN; INSERT INTO factura (id_factura, id_dueno, fecha, total) VALUES (5001, 1, CURRENT_DATE, 62000); INSERT INTO detalle_factura (id_factura, id_insumo, cantidad, subtotal) VALUES (5001, 50, 2, 24000); UPDATE insumo SET stock = stock - 2 WHERE id_insumo = 50 AND stock &gt;= 2; COMMIT; Son tres sentencias que describen UN hecho de negocio, cobrar una consulta con dos vacunas, no tres hechos independientes que casualmente ocurren juntos. Vale detenerse en el WHERE: la condicion stock &gt;= 2 no es decoracion, es la que impide que el descuento se aplique cuando no hay existencias y hace que el motor informe cero filas afectadas en lugar de dejar un numero negativo. Cero filas afectadas se consulta con SQL%ROWCOUNT en Oracle o con ROW_COUNT() en MySQL, y es la senal que la aplicacion debe convertir en un ROLLBACK.</w:t>
       </w:r>
     </w:p>
     <w:p>
@@ -338,7 +338,7 @@
           <w:color w:val="4A4A49"/>
           <w:sz w:val="22"/>
         </w:rPr>
-        <w:t>Atomicidad significa que la transaccion se aplica completa o no se aplica en absoluto, sin estados intermedios visibles ni persistentes. El fallo concreto que ocurre en VetCare cuando falta esta propiedad: se ejecuta el INSERT en factura, se ejecuta el INSERT en detalle_factura y justo antes del UPDATE de stock se cae la red del consultorio. Sin atomicidad quedan la factura 5001 y su detalle cobrando dos vacunas antirrabicas mientras insumo sigue diciendo stock 3 en lugar de 1. Nadie recibe un error, la clinica cobro bien, y el dano aparece semanas despues, cuando el inventario fisico no cuadra y ya no hay forma de saber que factura lo desajusto. La consulta que detecta ese tipo de descuadre conviene tenerla escrita porque es tambien un buen ejercicio: SELECT d.id_insumo, SUM(d.cantidad) AS vendido FROM detalle_factura d GROUP BY d.id_insumo, contrastada contra los movimientos registrados en insumo. Con atomicidad, en cambio, el corte de red deja la transaccion sin COMMIT y el motor la deshace por su cuenta al detectar que la sesion murio: no queda factura, no queda detalle, no se descuenta nada, y la recepcionista simplemente repite la operacion. Esa es la razon por la que el entregable pide un script con COMMIT y ROLLBACK explicitos y no tres sentencias sueltas ejecutadas una tras otra.</w:t>
+        <w:t>Atomicidad significa que la transaccion se aplica completa o no se aplica en absoluto, sin estados intermedios visibles ni persistentes. El fallo concreto en VetCare cuando falta: se ejecuta el INSERT en factura, se ejecuta el INSERT en detalle_factura y justo antes del UPDATE de stock se cae la red del consultorio. Sin atomicidad quedan la factura 5001 y su detalle cobrando dos vacunas antirrabicas mientras insumo sigue diciendo stock 3 en lugar de 1. Nadie recibe un error, la clinica cobro bien, y el dano aparece semanas despues, cuando el inventario fisico no cuadra y ya no hay forma de saber que factura lo desajusto. La consulta que detecta el descuadre conviene tenerla escrita porque es tambien buen ejercicio: SELECT d.id_insumo, SUM(d.cantidad) AS vendido FROM detalle_factura d GROUP BY d.id_insumo, contrastada contra los movimientos registrados en insumo. Con atomicidad, el corte de red deja la transaccion sin COMMIT y el motor la deshace por su cuenta al detectar que la sesion murio: no queda factura, no queda detalle, no se descuenta nada, y la recepcionista repite la operacion. Esa es la razon por la que el entregable pide un script con COMMIT y ROLLBACK explicitos y no tres sentencias sueltas.</w:t>
       </w:r>
     </w:p>
     <w:p>
@@ -348,7 +348,7 @@
           <w:color w:val="4A4A49"/>
           <w:sz w:val="22"/>
         </w:rPr>
-        <w:t>Consistencia significa que la transaccion lleva la base de datos de un estado valido a otro estado valido, y la palabra valido no es filosofica: valido es lo que cumplen las restricciones declaradas, es decir claves primarias, claves foraneas, UNIQUE, NOT NULL, CHECK y los disparadores de la Clase 4. Aqui esta el malentendido mas costoso del tema y hay que enunciarlo de frente: la atomicidad NO produce consistencia. Si nadie declaro la restriccion, la transaccion puede ser perfectamente atomica y dejar la base en un estado absurdo. El fallo concreto: la regla de negocio de VetCare dice que el stock de un insumo nunca queda negativo, pero si la tabla insumo no tiene la restriccion y la aplicacion factura 5 unidades de las 3 disponibles, el UPDATE insumo SET stock = stock - 5 WHERE id_insumo = 50 deja stock en menos 2, confirma sin quejarse y el sistema queda vendiendo lo que no existe. La regla se declara una sola vez y vale para siempre, sin importar quien escriba el SQL despues: ALTER TABLE insumo ADD CONSTRAINT ck_insumo_stock_no_negativo CHECK (stock &gt;= 0); Con eso, el mismo UPDATE falla con un error del motor y la transaccion se puede deshacer entera. Y hay una diferencia entre motores que conviene conocer antes de la demo, porque desconcierta en vivo: cuando una restriccion falla, PostgreSQL aborta la transaccion completa y toda sentencia posterior responde que la transaccion actual esta abortada hasta que se haga ROLLBACK, mientras Oracle aborta solo la sentencia que fallo y deja la transaccion abierta, de modo que el programa puede decidir si continua o si deshace.</w:t>
+        <w:t>Consistencia significa que la transaccion lleva la base de un estado valido a otro estado valido, y valido no es palabra filosofica: valido es lo que cumplen las restricciones declaradas, claves primarias, claves foraneas, UNIQUE, NOT NULL, CHECK y los disparadores de la Clase 4. Aqui esta el malentendido mas costoso del tema y hay que enunciarlo de frente: la atomicidad NO produce consistencia. Si nadie declaro la restriccion, la transaccion puede ser perfectamente atomica y dejar la base en un estado absurdo. El fallo concreto: la regla de VetCare dice que el stock de un insumo nunca queda negativo, pero si la tabla insumo no tiene la restriccion y la aplicacion factura 5 unidades de las 3 disponibles, el UPDATE insumo SET stock = stock - 5 WHERE id_insumo = 50 deja stock en menos 2, confirma sin quejarse y el sistema queda vendiendo lo que no existe. La regla se declara una vez y vale para siempre, sin importar quien escriba el SQL despues: ALTER TABLE insumo ADD CONSTRAINT ck_insumo_stock_no_negativo CHECK (stock &gt;= 0); Con eso el mismo UPDATE falla con un error del motor y la transaccion se puede deshacer entera. Y hay una diferencia entre motores que conviene conocer antes de la demo porque desconcierta en vivo: cuando una restriccion falla, PostgreSQL aborta la transaccion completa y toda sentencia posterior responde que la transaccion actual esta abortada hasta que se haga ROLLBACK, mientras Oracle aborta solo la sentencia que fallo y deja la transaccion abierta, de modo que el programa decide si continua o si deshace.</w:t>
       </w:r>
     </w:p>
     <w:p>
@@ -358,7 +358,7 @@
           <w:color w:val="4A4A49"/>
           <w:sz w:val="22"/>
         </w:rPr>
-        <w:t>Aislamiento significa que dos transacciones concurrentes producen un resultado equivalente al que darian si se hubieran ejecutado una despues de la otra. El fallo concreto, y el mas facil de contar: quedan 2 vacunas y dos recepcionistas facturan cada una 2 al mismo tiempo. Ambas leen stock igual a 2, ambas calculan 2 menos 2 y ambas escriben 0; el resultado es stock 0 con cuatro vacunas vendidas y dos entregadas de aire. Eso se llama actualizacion perdida o lost update, y la primera defensa es de diseno: no leer y luego escribir con el valor leido, sino dejar que el motor haga la resta dentro de la misma sentencia, UPDATE insumo SET stock = stock - 2 WHERE id_insumo = 50 AND stock &gt;= 2, porque esa sentencia es atomica y toma un bloqueo sobre la fila mientras se ejecuta. La segunda defensa es el nivel de aislamiento, la perilla con la que se decide cuanto ve una transaccion de lo que otra esta haciendo. Numeros para citar: el estandar SQL define cuatro niveles, READ UNCOMMITTED, READ COMMITTED, REPEATABLE READ y SERIALIZABLE; Oracle implementa solo dos de ellos, READ COMMITTED, que es el predeterminado, y SERIALIZABLE; PostgreSQL acepta los cuatro nombres pero READ UNCOMMITTED se comporta como READ COMMITTED, y su valor por omision tambien es READ COMMITTED; MySQL con InnoDB usa REPEATABLE READ por omision, que es un valor distinto y explica diferencias reales cuando se porta un script de un motor a otro. Aqui queda el gancho explicito, y hay que decirlo tal cual en clase: hoy se garantiza que UNA transaccion sea correcta consigo misma, y la Clase 10 estudia que pasa cuando dos se cruzan, con los fenomenos de lectura sucia, lectura no repetible y lectura fantasma, con los bloqueos y con el interbloqueo o deadlock.</w:t>
+        <w:t>Aislamiento significa que dos transacciones concurrentes producen un resultado equivalente al que darian ejecutadas una despues de la otra. El fallo concreto, el mas facil de contar: quedan 2 vacunas y dos recepcionistas facturan cada una 2 al mismo tiempo. Ambas leen stock igual a 2, ambas calculan 2 menos 2 y ambas escriben 0; el resultado es stock 0 con cuatro vacunas vendidas y dos entregadas de aire. Eso se llama actualizacion perdida o lost update, y la primera defensa es de diseno: no leer y luego escribir con el valor leido, sino dejar que el motor haga la resta en la misma sentencia, UPDATE insumo SET stock = stock - 2 WHERE id_insumo = 50 AND stock &gt;= 2, porque esa sentencia es atomica y toma un bloqueo sobre la fila mientras se ejecuta. La segunda defensa es el nivel de aislamiento, la perilla que decide cuanto ve una transaccion de lo que otra hace. Numeros para citar: el estandar SQL define cuatro niveles, READ UNCOMMITTED, READ COMMITTED, REPEATABLE READ y SERIALIZABLE; Oracle implementa solo dos, READ COMMITTED, que es el predeterminado, y SERIALIZABLE; PostgreSQL acepta los cuatro nombres pero READ UNCOMMITTED se comporta como READ COMMITTED, y su valor por omision tambien es READ COMMITTED; MySQL con InnoDB usa REPEATABLE READ por omision, valor distinto que explica diferencias reales al portar un script. Aqui queda el gancho explicito, y hay que decirlo tal cual: hoy se garantiza que UNA transaccion sea correcta consigo misma, y la Clase 10 estudia que pasa cuando dos se cruzan, con la lectura sucia, la lectura no repetible, la lectura fantasma, los bloqueos y el interbloqueo o deadlock.</w:t>
       </w:r>
     </w:p>
     <w:p>
@@ -368,7 +368,7 @@
           <w:color w:val="4A4A49"/>
           <w:sz w:val="22"/>
         </w:rPr>
-        <w:t>Durabilidad significa que despues del COMMIT el dato sobrevive, incluso si el servidor se apaga un segundo mas tarde. Lo que lo hace posible es el registro de transacciones, llamado WAL o write-ahead log en PostgreSQL y redo log en Oracle, y conviene explicarlo porque desmitifica todo el tema: es un archivo secuencial donde el motor escribe lo que va a cambiar ANTES de tocar las paginas de datos. La consecuencia practica es contraintuitiva y muy citable: el COMMIT no necesita escribir en disco las paginas de datos modificadas, solo necesita que su registro del log quede fisicamente grabado; por eso un COMMIT cuesta una escritura secuencial de unos cientos de bytes en lugar de varias escrituras dispersas, y por eso mismo hacer un COMMIT por cada fila en una carga de 100.000 filas puede resultar entre cinco y veinte veces mas lento que agrupar, cifra que es orden de magnitud y hay que medir en cada motor. El ROLLBACK tampoco es magia: el motor conserva la version anterior de cada fila modificada, en el area de undo en Oracle o como versiones antiguas de fila bajo MVCC en PostgreSQL, y deshacer consiste en descartar lo nuevo o restaurar lo viejo. La recuperacion tras una caida usa el mismo mecanismo en dos fases: al arrancar, el motor relee el log, vuelve a aplicar todo lo que estaba confirmado y deshace todo lo que quedo sin confirmar. Vale decir esto en voz alta el mismo dia que se explica ROLLBACK, porque conecta con el respaldo de la Clase 4: un respaldo restaura el estado hasta un punto, y el log es lo que permite avanzar desde ese punto hasta el instante anterior a la falla.</w:t>
+        <w:t>Durabilidad significa que despues del COMMIT el dato sobrevive, incluso si el servidor se apaga un segundo mas tarde. Lo hace posible el registro de transacciones, llamado WAL o write-ahead log en PostgreSQL y redo log en Oracle: un archivo secuencial donde el motor escribe lo que va a cambiar ANTES de tocar las paginas de datos. La consecuencia practica es contraintuitiva y muy citable: el COMMIT no necesita escribir en disco las paginas de datos modificadas, solo necesita que su registro del log quede fisicamente grabado; por eso un COMMIT cuesta una escritura secuencial de unos cientos de bytes en lugar de varias escrituras dispersas, y por eso mismo hacer un COMMIT por cada fila en una carga de 100.000 filas puede resultar entre cinco y veinte veces mas lento que agrupar, cifra que es orden de magnitud y hay que medir en cada motor. El ROLLBACK tampoco es magia: el motor conserva la version anterior de cada fila modificada, en el area de undo en Oracle o como versiones antiguas de fila bajo MVCC en PostgreSQL, y deshacer consiste en descartar lo nuevo o restaurar lo viejo. La recuperacion tras una caida usa el mismo mecanismo en dos fases: al arrancar, el motor relee el log, vuelve a aplicar todo lo confirmado y deshace todo lo que quedo sin confirmar. Vale decirlo el mismo dia que se explica ROLLBACK, porque conecta con el respaldo de la Clase 4: el respaldo restaura el estado hasta un punto y el log es lo que permite avanzar desde ese punto hasta el instante anterior a la falla.</w:t>
       </w:r>
     </w:p>
     <w:p>
@@ -378,7 +378,7 @@
           <w:color w:val="4A4A49"/>
           <w:sz w:val="22"/>
         </w:rPr>
-        <w:t>El enemigo silencioso de esta clase en los playgrounds es el autocommit, un modo en el que cada sentencia se confirma automaticamente al terminar, como si cada una llevara su propio COMMIT invisible. Importa porque produce la escena mas frustrante posible: el estudiante escribe su INSERT, escribe ROLLBACK, ejecuta un SELECT y la fila sigue ahi; concluye que el ROLLBACK no funciona, cuando lo que ocurrio es que nunca hubo una transaccion abierta que deshacer. La instruccion practica por herramienta hay que darla antes de empezar el taller, no despues del fracaso. En DB Fiddle con PostgreSQL, todo el bloque BEGIN; INSERT INTO factura ...; ROLLBACK; SELECT COUNT(*) FROM factura; debe escribirse en el MISMO panel para que corra como una sola sesion, y entonces el conteo devuelve cero y la evidencia es perfecta. En MySQL hay que desactivarlo con SET autocommit = 0 o abrir con START TRANSACTION. En Oracle Live SQL cada script se ejecuta como una sesion, asi que un INSERT seguido de ROLLBACK y de un SELECT si demuestra el efecto, pero conviene verificarlo en la propia cuenta antes de la clase, porque la herramienta confirma al finalizar el script. Y existe una trampa adicional que sorprende hasta a gente con experiencia: en Oracle y en MySQL toda sentencia DDL, un CREATE TABLE o un ALTER TABLE, provoca un COMMIT implicito, de modo que si alguien crea una tabla en medio de su transaccion, todo lo anterior queda confirmado y ya no hay nada que deshacer; PostgreSQL es la excepcion, porque su DDL es transaccional y si se puede deshacer. Por eso el script del taller no debe mezclar CREATE TABLE con la demostracion del ROLLBACK.</w:t>
+        <w:t>El enemigo silencioso de esta clase en los playgrounds es el autocommit, un modo en el que cada sentencia se confirma automaticamente al terminar, como si llevara su propio COMMIT invisible. Importa porque produce la escena mas frustrante posible: el estudiante escribe su INSERT, escribe ROLLBACK, ejecuta un SELECT y la fila sigue ahi; concluye que el ROLLBACK no funciona, cuando lo que paso es que nunca hubo una transaccion abierta que deshacer. La instruccion por herramienta hay que darla antes del taller, no despues del fracaso. En DB Fiddle con PostgreSQL, el bloque BEGIN; INSERT INTO factura ...; ROLLBACK; SELECT COUNT(*) FROM factura; debe escribirse en el MISMO panel para que corra como una sola sesion, y entonces el conteo devuelve cero y la evidencia es perfecta. En MySQL hay que desactivarlo con SET autocommit = 0 o abrir con START TRANSACTION. En Oracle Live SQL cada script se ejecuta como una sesion, asi que un INSERT seguido de ROLLBACK y de un SELECT si demuestra el efecto, pero conviene probarlo en la propia cuenta antes de clase porque la herramienta confirma al finalizar el script. Y hay una trampa adicional que sorprende hasta a gente con experiencia: en Oracle y en MySQL toda sentencia DDL, un CREATE TABLE o un ALTER TABLE, provoca un COMMIT implicito, de modo que si alguien crea una tabla en medio de su transaccion, todo lo anterior queda confirmado y ya no hay nada que deshacer; PostgreSQL es la excepcion, porque su DDL es transaccional. Por eso el script del taller no debe mezclar CREATE TABLE con la demostracion del ROLLBACK.</w:t>
       </w:r>
     </w:p>
     <w:p>
@@ -388,7 +388,7 @@
           <w:color w:val="4A4A49"/>
           <w:sz w:val="22"/>
         </w:rPr>
-        <w:t>Hay que separar dos tipos de fallo a mitad de transaccion, porque se atienden distinto. Un error del motor es la violacion de una regla que la base conoce: una restriccion CHECK, una clave foranea, un tipo incompatible, un interbloqueo. El motor lo detecta, lanza la excepcion y, segun el motor, aborta la sentencia o la transaccion completa; el programa se entera sin hacer nada. Un error de la aplicacion es la violacion de una regla que la base NO conoce: que no haya stock suficiente, que la mascota este inactiva, que el total no cuadre con el detalle. El motor no va a deshacer nada, porque desde su punto de vista todo salio bien, y si nadie escribe el ROLLBACK la transaccion se confirma con la inconsistencia dentro. De ahi la forma canonica del procedimiento de facturacion, que ademas reune todo lo visto en el curso: CREATE OR REPLACE PROCEDURE sp_facturar (p_id_factura IN NUMBER, p_id_insumo IN NUMBER, p_cant IN NUMBER) AS BEGIN INSERT INTO factura ...; INSERT INTO detalle_factura ...; UPDATE insumo SET stock = stock - p_cant WHERE id_insumo = p_id_insumo AND stock &gt;= p_cant; IF SQL%ROWCOUNT = 0 THEN RAISE_APPLICATION_ERROR(-20010, 'Stock insuficiente'); END IF; COMMIT; EXCEPTION WHEN OTHERS THEN ROLLBACK; RAISE; END; Dos detalles que hay que exigir en el entregable: el RAISE final, porque una excepcion capturada y silenciada es la manera mas comun de fabricar inconsistencias invisibles, y que quien decide el COMMIT sea uno solo, el procedimiento o el llamador, nunca los dos. Cuando la transaccion es larga y solo una parte puede fallar existe el SAVEPOINT, una marca intermedia con nombre a la que se puede volver sin abortar todo: SAVEPOINT sp_linea3; y mas adelante ROLLBACK TO SAVEPOINT sp_linea3, que deshace lo hecho desde la marca, deja vivo el resto y mantiene la transaccion abierta. En VetCare sirve para una factura de cinco lineas donde el insumo de la tercera esta agotado: se deshace esa linea, se avisa y se cobran las otras cuatro. Hay que aclarar que ROLLBACK TO SAVEPOINT no confirma nada y que crear cientos de savepoints dentro de un ciclo tiene costo, asi que se usa con criterio y no por reflejo.</w:t>
+        <w:t>Hay que separar dos tipos de fallo a mitad de transaccion porque se atienden distinto. Un error del motor es la violacion de una regla que la base conoce: una restriccion CHECK, una clave foranea, un tipo incompatible, un interbloqueo; el motor lo detecta, lanza la excepcion y, segun el motor, aborta la sentencia o la transaccion completa. Un error de la aplicacion es la violacion de una regla que la base NO conoce: que no haya stock suficiente, que la mascota este inactiva, que el total no cuadre con el detalle. El motor no va a deshacer nada, porque desde su punto de vista todo salio bien, y si nadie escribe el ROLLBACK la transaccion se confirma con la inconsistencia dentro. De ahi la forma canonica del procedimiento de facturacion, que reune casi todo el curso: CREATE OR REPLACE PROCEDURE sp_facturar (p_id_factura IN NUMBER, p_id_insumo IN NUMBER, p_cant IN NUMBER) AS BEGIN INSERT INTO factura ...; INSERT INTO detalle_factura ...; UPDATE insumo SET stock = stock - p_cant WHERE id_insumo = p_id_insumo AND stock &gt;= p_cant; IF SQL%ROWCOUNT = 0 THEN RAISE_APPLICATION_ERROR(-20010, 'Stock insuficiente'); END IF; COMMIT; EXCEPTION WHEN OTHERS THEN ROLLBACK; RAISE; END; Dos detalles hay que exigir en el entregable: el RAISE final, porque una excepcion capturada y silenciada es la manera mas comun de fabricar inconsistencias invisibles, y que quien decide el COMMIT sea uno solo, el procedimiento o el llamador, nunca los dos. Cuando la transaccion es larga y solo una parte puede fallar existe el SAVEPOINT, una marca intermedia con nombre a la que se vuelve sin abortar todo: SAVEPOINT sp_linea3; y mas adelante ROLLBACK TO SAVEPOINT sp_linea3, que deshace lo hecho desde la marca, deja vivo el resto y mantiene la transaccion abierta. En VetCare sirve para una factura de cinco lineas donde el insumo de la tercera esta agotado: se deshace esa linea, se avisa y se cobran las otras cuatro. Hay que aclarar que ROLLBACK TO SAVEPOINT no confirma nada y que crear cientos de savepoints dentro de un ciclo tiene costo.</w:t>
       </w:r>
     </w:p>
     <w:p>
@@ -398,7 +398,7 @@
           <w:color w:val="4A4A49"/>
           <w:sz w:val="22"/>
         </w:rPr>
-        <w:t>El ultimo bloque de la clase es el de tuning, y aqui tuning no significa tocar parametros del servidor, cosa imposible en un playground y peligrosa sin medicion, sino un conjunto de habitos con numeros. Primero: la transaccion debe ser corta. Una transaccion de negocio bien hecha vive en el orden de milisegundos a pocos cientos de milisegundos, y cualquier cosa que sostenga bloqueos durante segundos es sospechosa; la regla absoluta es no esperar nunca una accion humana con la transaccion abierta, porque el clasico BEGIN, mostrar un cuadro de confirmacion en pantalla y COMMIT convierte una pausa de almuerzo en 45 minutos de filas bloqueadas para el resto de la clinica. La forma correcta es hacer las lecturas y las validaciones primero y abrir la transaccion solo cuando ya se tienen todos los datos para escribir. Segundo: en cargas masivas, agrupar los COMMIT en lotes del orden de 1.000 a 5.000 filas, que es convencion de oficio y no regla dura, en lugar de uno por fila, que es lentisimo, o uno solo para un millon de filas, que hincha el area de undo y sostiene bloqueos enormes. Tercero: apoyarse en los indices de la Clase 7, porque UPDATE insumo SET stock = stock - 2 WHERE id_insumo = 50 sobre la clave primaria bloquea una sola fila, mientras el mismo UPDATE filtrando por una columna sin indice puede recorrer y bloquear muchas mas de las que pretende. Cuarto: mantener frescas las estadisticas de la Clase 6 y evitar disparadores que hagan trabajo pesado dentro de la transaccion, de la Clase 4. Sobre el playground hay que ser explicito para que nadie pierda la clase intentando lo imposible. Se puede demostrar de verdad, con una sola sesion: la atomicidad completa, con INSERT, ROLLBACK y un SELECT COUNT(*) que devuelve cero; el CHECK rechazando el stock negativo; el SAVEPOINT con su vuelta parcial; y el guardia de cero filas afectadas. No se puede demostrar nada que exija dos sesiones simultaneas, porque tanto Oracle Live SQL como DB Fiddle ejecutan un script y cierran, y no hay manera de dejar una transaccion abierta en una ventana y conectarse desde otra; por eso la espera por bloqueo, el interbloqueo, la lectura sucia y la actualizacion perdida se documentan en papel como una linea de tiempo de T1 y T2 con lo que ve cada una en cada paso, que es exactamente el formato que usara la Clase 10. Tampoco se puede demostrar la durabilidad real, porque nadie puede apagar el servidor del playground, ni medir el costo del log. Tres preguntas cierran casi siempre la sesion. Si el motor confirma solo, para que sirve COMMIT: para poder agrupar varias sentencias en un unico hecho de negocio, que es justamente lo que el autocommit impide. Que pasa si me desconecto sin confirmar: el motor deshace la transaccion cuando la sesion muere de forma anormal, aunque algunos clientes confirman al salir de manera ordenada, asi que jamas se debe depender de eso. Y se puede hacer ROLLBACK despues de un COMMIT: no, un COMMIT es definitivo, y lo unico que queda es restaurar desde el respaldo de la Clase 4 con recuperacion a un punto en el tiempo, que es una operacion de administrador y no una correccion de rutina.</w:t>
+        <w:t>El ultimo bloque es el de tuning, que aqui no significa tocar parametros del servidor, cosa imposible en un playground y peligrosa sin medicion, sino habitos con numeros. Primero: la transaccion debe ser corta. Una transaccion de negocio bien hecha vive en el orden de milisegundos a pocos cientos de milisegundos, y cualquier cosa que sostenga bloqueos durante segundos es sospechosa; la regla absoluta es no esperar nunca una accion humana con la transaccion abierta, porque el clasico BEGIN, mostrar un cuadro de confirmacion y COMMIT convierte una pausa de almuerzo en 45 minutos de filas bloqueadas para el resto de la clinica. Lo correcto es hacer lecturas y validaciones primero y abrir la transaccion solo cuando ya se tienen todos los datos para escribir. Segundo: en cargas masivas, agrupar los COMMIT en lotes del orden de 1.000 a 5.000 filas, convencion de oficio y no regla dura, en lugar de uno por fila, lentisimo, o uno solo para un millon de filas, que hincha el area de undo y sostiene bloqueos enormes. Tercero: apoyarse en los indices de la Clase 7, porque UPDATE insumo SET stock = stock - 2 WHERE id_insumo = 50 sobre la clave primaria bloquea una sola fila, mientras el mismo UPDATE filtrando por una columna sin indice puede recorrer y bloquear muchas mas. Cuarto: estadisticas frescas de la Clase 6 y ningun disparador con trabajo pesado dentro de la transaccion, de la Clase 4. Sobre el playground hay que ser explicito para que nadie pierda la clase intentando lo imposible. Con una sola sesion si se demuestra: la atomicidad completa, con INSERT, ROLLBACK y un SELECT COUNT(*) que devuelve cero; el CHECK rechazando el stock negativo; el SAVEPOINT con su vuelta parcial; y el guardia de cero filas afectadas. No se demuestra nada que exija dos sesiones simultaneas, porque Oracle Live SQL y DB Fiddle ejecutan un script y cierran, y no hay manera de dejar una transaccion abierta en una ventana y conectarse desde otra; por eso la espera por bloqueo, el interbloqueo, la lectura sucia y la actualizacion perdida se documentan en papel como una linea de tiempo de T1 y T2 con lo que ve cada una en cada paso, formato que usara la Clase 10. Tampoco se demuestra la durabilidad real, porque nadie puede apagar el servidor del playground. Tres preguntas cierran la sesion. Si el motor confirma solo, para que sirve COMMIT: para agrupar varias sentencias en un unico hecho de negocio, justo lo que el autocommit impide. Que pasa si me desconecto sin confirmar: el motor deshace la transaccion cuando la sesion muere de forma anormal, aunque algunos clientes confirman al salir de manera ordenada, asi que jamas se debe depender de eso. Se puede hacer ROLLBACK despues de un COMMIT: no, el COMMIT es definitivo, y lo unico que queda es restaurar desde el respaldo de la Clase 4 con recuperacion a un punto en el tiempo, operacion de administrador y no correccion de rutina.</w:t>
       </w:r>
     </w:p>
     <w:p>
@@ -408,7 +408,7 @@
           <w:color w:val="4A4A49"/>
           <w:sz w:val="22"/>
         </w:rPr>
-        <w:t>Error tipico del docente que no domina el tema: demostrar el ROLLBACK en un playground con autocommit activo y sin abrir la transaccion, ver que la fila sigue ahi y salir del paso diciendo que el playground no soporta transacciones. El estudiante concluye que las transacciones son teoria que no se puede comprobar; aguas abajo, en la Clase 10 no podra construir el escenario de T1 y T2 porque nunca vio una transaccion realmente abierta, y en la Clase 12, al conectar la aplicacion con la base, dejara el manejo de COMMIT y ROLLBACK repartido entre el procedimiento y el codigo cliente, que es la fuente numero uno de facturas a medias. El segundo error es ensenar que la atomicidad garantiza las reglas de negocio y omitir la restriccion CHECK (stock &gt;= 0), confiando en que el codigo de la aplicacion siempre validara antes de descontar. Si eso se acepta hoy, el stock negativo aparecera en la Clase 11 cuando se llene el checklist del PI, o peor, en la sustentacion de la Clase 15, y el informe final afirmara que la base de datos garantiza una regla que en realidad solo esta escrita en un procedimiento que cualquier INSERT o UPDATE manual puede saltarse.</w:t>
+        <w:t>Error tipico del docente que no domina el tema: demostrar el ROLLBACK en un playground con autocommit activo y sin abrir la transaccion, ver que la fila sigue ahi y salir del paso diciendo que el playground no soporta transacciones. El estudiante concluye que las transacciones son teoria que no se puede comprobar; aguas abajo, en la Clase 10 no podra construir el escenario de T1 y T2 porque nunca vio una transaccion realmente abierta, y en la Clase 12, al conectar la aplicacion con la base, dejara el manejo de COMMIT y ROLLBACK repartido entre el procedimiento y el codigo cliente, que es la fuente numero uno de facturas a medias. El segundo error es ensenar que la atomicidad garantiza las reglas de negocio y omitir la restriccion CHECK (stock &gt;= 0), confiando en que el codigo de la aplicacion siempre validara antes de descontar. Si eso se acepta hoy, el stock negativo aparecera en la Clase 11 al llenar el checklist del PI, o peor, en la sustentacion de la Clase 15, y el informe final afirmara que la base de datos garantiza una regla que en realidad solo esta escrita en un procedimiento que cualquier INSERT o UPDATE manual puede saltarse.</w:t>
       </w:r>
     </w:p>
     <w:p>

--- a/Bases de Datos II/Kit docente/Clase 8/Guion Docente Clase 8 - Tuning y transacciones.docx
+++ b/Bases de Datos II/Kit docente/Clase 8/Guion Docente Clase 8 - Tuning y transacciones.docx
@@ -940,7 +940,7 @@
           <w:color w:val="4A4A49"/>
           <w:sz w:val="22"/>
         </w:rPr>
-        <w:t xml:space="preserve"> «Equipos: abran su carpeta VetCare. Esto suma a la rubrica del PI. Al final suben el taller en ExamLab.»</w:t>
+        <w:t xml:space="preserve"> «Abran su carpeta VetCare. Esto suma a la rubrica del PI. Al final suben el taller en ExamLab.»</w:t>
       </w:r>
     </w:p>
     <w:p>
@@ -1022,7 +1022,7 @@
           <w:color w:val="4A4A49"/>
           <w:sz w:val="22"/>
         </w:rPr>
-        <w:t>Circular por equipos (o salas). Empujar evidencia, no perfectionismo.</w:t>
+        <w:t>Circular por estudiantes (o salas). Empujar evidencia, no perfectionismo.</w:t>
       </w:r>
     </w:p>
     <w:p>
@@ -1046,7 +1046,7 @@
           <w:color w:val="C23E12"/>
           <w:sz w:val="21"/>
         </w:rPr>
-        <w:t>📸  Pantallazo: [CAP: avance equipo / playground Clase 8]</w:t>
+        <w:t>📸  Pantallazo: [CAP: avance del estudiante / playground Clase 8]</w:t>
       </w:r>
     </w:p>
     <w:p>
@@ -1279,7 +1279,7 @@
           <w:color w:val="4A4A49"/>
           <w:sz w:val="22"/>
         </w:rPr>
-        <w:t>Equipos tienen el entregable o gaps escritos.</w:t>
+        <w:t>Cada estudiante tiene el entregable o sus gaps escritos.</w:t>
       </w:r>
     </w:p>
     <w:p>

--- a/Bases de Datos II/Kit docente/Clase 8/Guion Docente Clase 8 - Tuning y transacciones.docx
+++ b/Bases de Datos II/Kit docente/Clase 8/Guion Docente Clase 8 - Tuning y transacciones.docx
@@ -51,7 +51,7 @@
           <w:color w:val="4A4A49"/>
           <w:sz w:val="22"/>
         </w:rPr>
-        <w:t xml:space="preserve"> REGULAR</w:t>
+        <w:t xml:space="preserve"> REGULAR (sincrona)</w:t>
       </w:r>
     </w:p>
     <w:p>

--- a/Bases de Datos II/Kit docente/Clase 8/Guion Docente Clase 8 - Tuning y transacciones.docx
+++ b/Bases de Datos II/Kit docente/Clase 8/Guion Docente Clase 8 - Tuning y transacciones.docx
@@ -443,16 +443,39 @@
       </w:r>
     </w:p>
     <w:p>
-      <w:pPr>
-        <w:pStyle w:val="ListNumber"/>
-      </w:pPr>
       <w:r>
         <w:rPr>
           <w:b w:val="0"/>
           <w:color w:val="4A4A49"/>
           <w:sz w:val="22"/>
         </w:rPr>
-        <w:t>Slide 1 portada (Clase N + titulo VetCare)</w:t>
+        <w:t xml:space="preserve">Numeracion real del deck </w:t>
+      </w:r>
+      <w:r>
+        <w:rPr>
+          <w:rFonts w:ascii="Consolas" w:hAnsi="Consolas"/>
+          <w:color w:val="111111"/>
+          <w:sz w:val="21"/>
+        </w:rPr>
+        <w:t>Clases/Clase 8 - Tuning y transacciones/Presentacion.pptx</w:t>
+      </w:r>
+      <w:r>
+        <w:rPr>
+          <w:b w:val="0"/>
+          <w:color w:val="4A4A49"/>
+          <w:sz w:val="22"/>
+        </w:rPr>
+        <w:t>.</w:t>
+      </w:r>
+    </w:p>
+    <w:p>
+      <w:r>
+        <w:rPr>
+          <w:b w:val="0"/>
+          <w:color w:val="4A4A49"/>
+          <w:sz w:val="22"/>
+        </w:rPr>
+        <w:t>Las etiquetas [Slide N] del plan y del fundamento apuntan aqui.</w:t>
       </w:r>
     </w:p>
     <w:p>
@@ -465,7 +488,7 @@
           <w:color w:val="4A4A49"/>
           <w:sz w:val="22"/>
         </w:rPr>
-        <w:t>Slide Agenda 120 min</w:t>
+        <w:t>Portada · Clase 8 · Tuning · Transacciones · VetCare</w:t>
       </w:r>
     </w:p>
     <w:p>
@@ -478,7 +501,7 @@
           <w:color w:val="4A4A49"/>
           <w:sz w:val="22"/>
         </w:rPr>
-        <w:t>Slide Objetivo PI de la clase</w:t>
+        <w:t>Encuadre de hoy · Objetivo PI</w:t>
       </w:r>
     </w:p>
     <w:p>
@@ -491,7 +514,7 @@
           <w:color w:val="4A4A49"/>
           <w:sz w:val="22"/>
         </w:rPr>
-        <w:t>Slide Teoria Core</w:t>
+        <w:t>Mapa del bloque de hoy (120 min)</w:t>
       </w:r>
     </w:p>
     <w:p>
@@ -504,7 +527,7 @@
           <w:color w:val="4A4A49"/>
           <w:sz w:val="22"/>
         </w:rPr>
-        <w:t>Slide Demo del dia</w:t>
+        <w:t>Teoria Core (breve)</w:t>
       </w:r>
     </w:p>
     <w:p>
@@ -517,7 +540,7 @@
           <w:color w:val="4A4A49"/>
           <w:sz w:val="22"/>
         </w:rPr>
-        <w:t>Slide Herramientas de hoy (logos 3-4)</w:t>
+        <w:t>Todo o nada: la transaccion de facturacion</w:t>
       </w:r>
     </w:p>
     <w:p>
@@ -530,7 +553,7 @@
           <w:color w:val="4A4A49"/>
           <w:sz w:val="22"/>
         </w:rPr>
-        <w:t>Bloque Taller ampliado: contexto / objetivo / escenario / pasos / pistas</w:t>
+        <w:t>Demo del dia</w:t>
       </w:r>
     </w:p>
     <w:p>
@@ -543,7 +566,7 @@
           <w:color w:val="4A4A49"/>
           <w:sz w:val="22"/>
         </w:rPr>
-        <w:t>Slide Criterios de exito / entregable</w:t>
+        <w:t>Herramientas de hoy</w:t>
       </w:r>
     </w:p>
     <w:p>
@@ -556,7 +579,7 @@
           <w:color w:val="4A4A49"/>
           <w:sz w:val="22"/>
         </w:rPr>
-        <w:t>Slide Para el PI esta semana</w:t>
+        <w:t>Taller PI VetCare — contexto / por que importa</w:t>
       </w:r>
     </w:p>
     <w:p>
@@ -569,7 +592,7 @@
           <w:color w:val="4A4A49"/>
           <w:sz w:val="22"/>
         </w:rPr>
-        <w:t>Slide Cierre</w:t>
+        <w:t>Taller PI VetCare — objetivo y criterios</w:t>
       </w:r>
     </w:p>
     <w:p>
@@ -582,7 +605,96 @@
           <w:color w:val="4A4A49"/>
           <w:sz w:val="22"/>
         </w:rPr>
-        <w:t>Solucion PRIVADA: Kit docente/Clase N/Solucion Taller Clase N - VetCare.docx</w:t>
+        <w:t>Taller PI VetCare — escenario / datos de partida</w:t>
+      </w:r>
+    </w:p>
+    <w:p>
+      <w:pPr>
+        <w:pStyle w:val="ListNumber"/>
+      </w:pPr>
+      <w:r>
+        <w:rPr>
+          <w:b w:val="0"/>
+          <w:color w:val="4A4A49"/>
+          <w:sz w:val="22"/>
+        </w:rPr>
+        <w:t>Taller PI VetCare — pasos guiados</w:t>
+      </w:r>
+    </w:p>
+    <w:p>
+      <w:pPr>
+        <w:pStyle w:val="ListNumber"/>
+      </w:pPr>
+      <w:r>
+        <w:rPr>
+          <w:b w:val="0"/>
+          <w:color w:val="4A4A49"/>
+          <w:sz w:val="22"/>
+        </w:rPr>
+        <w:t>Taller PI VetCare — pistas (checklist vacio)</w:t>
+      </w:r>
+    </w:p>
+    <w:p>
+      <w:pPr>
+        <w:pStyle w:val="ListNumber"/>
+      </w:pPr>
+      <w:r>
+        <w:rPr>
+          <w:b w:val="0"/>
+          <w:color w:val="4A4A49"/>
+          <w:sz w:val="22"/>
+        </w:rPr>
+        <w:t>Criterios de exito / entregable</w:t>
+      </w:r>
+    </w:p>
+    <w:p>
+      <w:pPr>
+        <w:pStyle w:val="ListNumber"/>
+      </w:pPr>
+      <w:r>
+        <w:rPr>
+          <w:b w:val="0"/>
+          <w:color w:val="4A4A49"/>
+          <w:sz w:val="22"/>
+        </w:rPr>
+        <w:t>Para el PI esta semana</w:t>
+      </w:r>
+    </w:p>
+    <w:p>
+      <w:pPr>
+        <w:pStyle w:val="ListNumber"/>
+      </w:pPr>
+      <w:r>
+        <w:rPr>
+          <w:b w:val="0"/>
+          <w:color w:val="4A4A49"/>
+          <w:sz w:val="22"/>
+        </w:rPr>
+        <w:t>Cierre · Clase 8</w:t>
+      </w:r>
+    </w:p>
+    <w:p>
+      <w:pPr>
+        <w:ind w:left="432"/>
+        <w:shd w:val="clear" w:fill="F7F7F8"/>
+      </w:pPr>
+      <w:r>
+        <w:rPr>
+          <w:b w:val="0"/>
+          <w:i/>
+          <w:color w:val="4A4A49"/>
+          <w:sz w:val="21"/>
+        </w:rPr>
+        <w:t xml:space="preserve">Privado, no se proyecta: </w:t>
+      </w:r>
+      <w:r>
+        <w:rPr>
+          <w:rFonts w:ascii="Consolas" w:hAnsi="Consolas"/>
+          <w:i/>
+          <w:color w:val="111111"/>
+          <w:sz w:val="20"/>
+        </w:rPr>
+        <w:t>Kit docente/Clase 8/Solucion Taller Clase 8 - VetCare.docx</w:t>
       </w:r>
     </w:p>
     <w:p>
@@ -608,7 +720,7 @@
           <w:color w:val="1A1C1D"/>
           <w:sz w:val="32"/>
         </w:rPr>
-        <w:t>0-10 · Encuadre</w:t>
+        <w:t>0-10 · Encuadre · [Slide 2][Slide 3]</w:t>
       </w:r>
     </w:p>
     <w:p>
@@ -646,7 +758,7 @@
           <w:color w:val="4A4A49"/>
           <w:sz w:val="22"/>
         </w:rPr>
-        <w:t>Mostrar slide Agenda + Objetivo PI.</w:t>
+        <w:t>Proyectar [Slide 2] «Encuadre de hoy · Objetivo PI» y [Slide 3] «Mapa del bloque de hoy».</w:t>
       </w:r>
     </w:p>
     <w:p>
@@ -669,7 +781,7 @@
           <w:color w:val="1A1C1D"/>
           <w:sz w:val="32"/>
         </w:rPr>
-        <w:t>10-35 · Teoria Core (breve)</w:t>
+        <w:t>10-35 · Teoria Core (breve) · [Slide 4]</w:t>
       </w:r>
     </w:p>
     <w:p>
@@ -688,6 +800,26 @@
           <w:sz w:val="22"/>
         </w:rPr>
         <w:t xml:space="preserve"> «Solo lo necesario para el entregable de hoy.»</w:t>
+      </w:r>
+    </w:p>
+    <w:p>
+      <w:r>
+        <w:rPr>
+          <w:b w:val="0"/>
+          <w:color w:val="4A4A49"/>
+          <w:sz w:val="22"/>
+        </w:rPr>
+        <w:t>Proyectar [Slide 4] «Teoria Core (breve)». El desarrollo completo de cada punto esta</w:t>
+      </w:r>
+    </w:p>
+    <w:p>
+      <w:r>
+        <w:rPr>
+          <w:b w:val="0"/>
+          <w:color w:val="4A4A49"/>
+          <w:sz w:val="22"/>
+        </w:rPr>
+        <w:t>arriba, en «Fundamento teorico», dividido por diapositiva.</w:t>
       </w:r>
     </w:p>
     <w:p>
@@ -785,16 +917,6 @@
           <w:color w:val="4A4A49"/>
           <w:sz w:val="22"/>
         </w:rPr>
-        <w:t>Referencia: slide Teoria Core.</w:t>
-      </w:r>
-    </w:p>
-    <w:p>
-      <w:r>
-        <w:rPr>
-          <w:b w:val="0"/>
-          <w:color w:val="4A4A49"/>
-          <w:sz w:val="22"/>
-        </w:rPr>
         <w:t>Pregunta al aire (2 min): ¿como se conecta esto con su VetCare?</w:t>
       </w:r>
     </w:p>
@@ -808,7 +930,7 @@
           <w:color w:val="1A1C1D"/>
           <w:sz w:val="32"/>
         </w:rPr>
-        <w:t>35-55 · Demo paso a paso</w:t>
+        <w:t>35-55 · Demo paso a paso · [Slide 6]</w:t>
       </w:r>
     </w:p>
     <w:p>
@@ -922,7 +1044,7 @@
           <w:color w:val="1A1C1D"/>
           <w:sz w:val="32"/>
         </w:rPr>
-        <w:t>55-105 · Taller guiado = tarea del PI</w:t>
+        <w:t>55-105 · Taller guiado = tarea del PI · [Slide 11]</w:t>
       </w:r>
     </w:p>
     <w:p>
@@ -1046,12 +1168,28 @@
           <w:color w:val="C23E12"/>
           <w:sz w:val="21"/>
         </w:rPr>
-        <w:t>📸  Pantallazo: [CAP: avance del estudiante / playground Clase 8]</w:t>
+        <w:t>📸  Evidencia de avance de un estudiante (para su registro del corte)</w:t>
       </w:r>
     </w:p>
     <w:p>
       <w:pPr>
         <w:shd w:val="clear" w:fill="F2F2F3"/>
+        <w:spacing w:after="20"/>
+      </w:pPr>
+      <w:r>
+        <w:rPr>
+          <w:b/>
+          <w:i/>
+          <w:color w:val="4A4A49"/>
+          <w:sz w:val="18"/>
+        </w:rPr>
+        <w:t>Esta imagen todavía no existe. Cómo producirla:</w:t>
+      </w:r>
+    </w:p>
+    <w:p>
+      <w:pPr>
+        <w:shd w:val="clear" w:fill="F2F2F3"/>
+        <w:ind w:left="216"/>
       </w:pPr>
       <w:r>
         <w:rPr>
@@ -1059,7 +1197,7 @@
           <w:color w:val="4A4A49"/>
           <w:sz w:val="18"/>
         </w:rPr>
-        <w:t>[  Inserta aquí la captura de pantalla  ]</w:t>
+        <w:t>1) Con permiso del estudiante, capture SU pantalla con el artefacto de hoy a medio construir.  2) Recorte datos personales (nombre, correo) antes de guardar.  3) Guardela como Kit docente/Clase 8/Capturas/cap02_taller.png.  4) Sirve de referencia del nivel esperado en el proximo semestre; no se proyecta.</w:t>
       </w:r>
     </w:p>
     <w:p>
@@ -1072,7 +1210,7 @@
           <w:color w:val="1A1C1D"/>
           <w:sz w:val="32"/>
         </w:rPr>
-        <w:t>105-115 · Criterios de exito + quiz corto</w:t>
+        <w:t>105-115 · Criterios de exito + quiz corto · [Slide 13]</w:t>
       </w:r>
     </w:p>
     <w:p>
@@ -1082,7 +1220,7 @@
           <w:color w:val="4A4A49"/>
           <w:sz w:val="22"/>
         </w:rPr>
-        <w:t>Repasar checklist del dia (slide Criterios).</w:t>
+        <w:t>Repasar checklist del dia con [Slide 13] «Criterios de exito / entregable».</w:t>
       </w:r>
     </w:p>
     <w:p>
@@ -1169,7 +1307,7 @@
           <w:color w:val="1A1C1D"/>
           <w:sz w:val="32"/>
         </w:rPr>
-        <w:t>115-120 · Cierre</w:t>
+        <w:t>115-120 · Cierre · [Slide 15]</w:t>
       </w:r>
     </w:p>
     <w:p>
@@ -1197,7 +1335,7 @@
           <w:color w:val="4A4A49"/>
           <w:sz w:val="22"/>
         </w:rPr>
-        <w:t>Slide cierre. Dudas finales.</w:t>
+        <w:t>Proyectar [Slide 15] slide de cierre. Dudas finales.</w:t>
       </w:r>
     </w:p>
     <w:p>
@@ -1243,7 +1381,23 @@
           <w:color w:val="4A4A49"/>
           <w:sz w:val="22"/>
         </w:rPr>
-        <w:t>Carpeta Capturas/. Placeholders [CAP: ...] arriba; reemplazar por PNG reales cuando pueda</w:t>
+        <w:t xml:space="preserve">Carpeta </w:t>
+      </w:r>
+      <w:r>
+        <w:rPr>
+          <w:rFonts w:ascii="Consolas" w:hAnsi="Consolas"/>
+          <w:color w:val="111111"/>
+          <w:sz w:val="21"/>
+        </w:rPr>
+        <w:t>Kit docente/Clase 8/Capturas/</w:t>
+      </w:r>
+      <w:r>
+        <w:rPr>
+          <w:b w:val="0"/>
+          <w:color w:val="4A4A49"/>
+          <w:sz w:val="22"/>
+        </w:rPr>
+        <w:t>. Cada linea de pantallazo de arriba trae</w:t>
       </w:r>
     </w:p>
     <w:p>
@@ -1253,7 +1407,43 @@
           <w:color w:val="4A4A49"/>
           <w:sz w:val="22"/>
         </w:rPr>
-        <w:t>(Playwright/manual en DB Fiddle, draw.io, Live SQL).</w:t>
+        <w:t>el nombre exacto del archivo y, si todavia no existe, el paso a paso para producirlo:</w:t>
+      </w:r>
+    </w:p>
+    <w:p>
+      <w:r>
+        <w:rPr>
+          <w:b w:val="0"/>
+          <w:color w:val="4A4A49"/>
+          <w:sz w:val="22"/>
+        </w:rPr>
+        <w:t>tomelo, guardelo con ese nombre y vuelva a generar el guion — la imagen se embebe sola.</w:t>
+      </w:r>
+    </w:p>
+    <w:p>
+      <w:r>
+        <w:rPr>
+          <w:b w:val="0"/>
+          <w:color w:val="4A4A49"/>
+          <w:sz w:val="22"/>
+        </w:rPr>
+        <w:t xml:space="preserve">Detalle por captura en </w:t>
+      </w:r>
+      <w:r>
+        <w:rPr>
+          <w:rFonts w:ascii="Consolas" w:hAnsi="Consolas"/>
+          <w:color w:val="111111"/>
+          <w:sz w:val="21"/>
+        </w:rPr>
+        <w:t>Capturas/README_capturas.txt</w:t>
+      </w:r>
+      <w:r>
+        <w:rPr>
+          <w:b w:val="0"/>
+          <w:color w:val="4A4A49"/>
+          <w:sz w:val="22"/>
+        </w:rPr>
+        <w:t>.</w:t>
       </w:r>
     </w:p>
     <w:p>

--- a/Bases de Datos II/Kit docente/Clase 8/Guion Docente Clase 8 - Tuning y transacciones.docx
+++ b/Bases de Datos II/Kit docente/Clase 8/Guion Docente Clase 8 - Tuning y transacciones.docx
@@ -165,6 +165,55 @@
           <w:sz w:val="22"/>
         </w:rPr>
         <w:t xml:space="preserve"> Clases/Clase 8 - Tuning y transacciones/Presentacion.pptx</w:t>
+      </w:r>
+    </w:p>
+    <w:p>
+      <w:pPr>
+        <w:pStyle w:val="ListBullet"/>
+      </w:pPr>
+      <w:r>
+        <w:rPr>
+          <w:b/>
+          <w:color w:val="4A4A49"/>
+          <w:sz w:val="22"/>
+        </w:rPr>
+        <w:t>Caso de estudio (anexo del estudiante):</w:t>
+      </w:r>
+      <w:r>
+        <w:rPr>
+          <w:b w:val="0"/>
+          <w:color w:val="4A4A49"/>
+          <w:sz w:val="22"/>
+        </w:rPr>
+        <w:t xml:space="preserve"> </w:t>
+      </w:r>
+      <w:r>
+        <w:rPr>
+          <w:rFonts w:ascii="Consolas" w:hAnsi="Consolas"/>
+          <w:color w:val="111111"/>
+          <w:sz w:val="21"/>
+        </w:rPr>
+        <w:t>Clases/Proyecto Integrador/Anexo - Caso de estudio Clinica Huellitas - Bases de Datos II.docx</w:t>
+      </w:r>
+    </w:p>
+    <w:p>
+      <w:r>
+        <w:rPr>
+          <w:b w:val="0"/>
+          <w:color w:val="4A4A49"/>
+          <w:sz w:val="22"/>
+        </w:rPr>
+        <w:t>— perfil de la clinica, las 8 entidades, las 3 reglas, el elenco de nombres y la escala por clase.</w:t>
+      </w:r>
+    </w:p>
+    <w:p>
+      <w:r>
+        <w:rPr>
+          <w:b w:val="0"/>
+          <w:color w:val="4A4A49"/>
+          <w:sz w:val="22"/>
+        </w:rPr>
+        <w:t>Remita a este anexo cada vez que alguien pregunte «que datos guarda» o «de que tamano es esto».</w:t>
       </w:r>
     </w:p>
     <w:p>

--- a/Bases de Datos II/Kit docente/Clase 8/Guion Docente Clase 8 - Tuning y transacciones.docx
+++ b/Bases de Datos II/Kit docente/Clase 8/Guion Docente Clase 8 - Tuning y transacciones.docx
@@ -371,6 +371,19 @@
       </w:r>
     </w:p>
     <w:p>
+      <w:pPr>
+        <w:spacing w:before="200" w:after="60"/>
+      </w:pPr>
+      <w:r>
+        <w:rPr>
+          <w:b/>
+          <w:color w:val="1A1C1D"/>
+          <w:sz w:val="32"/>
+        </w:rPr>
+        <w:t>Que es una transaccion, y las dos amenazas de las que protege - diapositiva 4</w:t>
+      </w:r>
+    </w:p>
+    <w:p>
       <w:r>
         <w:rPr>
           <w:b w:val="0"/>
@@ -378,6 +391,19 @@
           <w:sz w:val="22"/>
         </w:rPr>
         <w:t>Una transaccion es una unidad logica de trabajo formada por una o mas sentencias que el motor trata como indivisible frente a dos amenazas distintas: las fallas, porque no puede quedar aplicada a medias, y las demas sesiones, porque nadie debe ver el estado intermedio. Lo primero que hay que aclarar, porque el estudiante lo asume mal, es donde empieza y donde termina. En Oracle empieza sola con la primera sentencia DML, sin que nadie escriba BEGIN, y termina con COMMIT o con ROLLBACK. En PostgreSQL y en MySQL, si no se abre explicitamente con BEGIN o START TRANSACTION, cada sentencia es su propia transaccion y se confirma sola. El ejemplo del PI es la facturacion: BEGIN; INSERT INTO factura (id_factura, id_dueno, fecha, total) VALUES (5001, 1, CURRENT_DATE, 62000); INSERT INTO detalle_factura (id_factura, id_insumo, cantidad, subtotal) VALUES (5001, 50, 2, 24000); UPDATE insumo SET stock = stock - 2 WHERE id_insumo = 50 AND stock &gt;= 2; COMMIT; Son tres sentencias que describen UN hecho de negocio, cobrar una consulta con dos vacunas, no tres hechos independientes que casualmente ocurren juntos. Vale detenerse en el WHERE: la condicion stock &gt;= 2 no es decoracion, es la que impide que el descuento se aplique cuando no hay existencias y hace que el motor informe cero filas afectadas en lugar de dejar un numero negativo. Cero filas afectadas se consulta con SQL%ROWCOUNT en Oracle o con ROW_COUNT() en MySQL, y es la senal que la aplicacion debe convertir en un ROLLBACK.</w:t>
+      </w:r>
+    </w:p>
+    <w:p>
+      <w:pPr>
+        <w:spacing w:before="200" w:after="60"/>
+      </w:pPr>
+      <w:r>
+        <w:rPr>
+          <w:b/>
+          <w:color w:val="1A1C1D"/>
+          <w:sz w:val="32"/>
+        </w:rPr>
+        <w:t>Atomicidad: el fallo concreto en VetCare - diapositiva 5</w:t>
       </w:r>
     </w:p>
     <w:p>
@@ -391,6 +417,19 @@
       </w:r>
     </w:p>
     <w:p>
+      <w:pPr>
+        <w:spacing w:before="200" w:after="60"/>
+      </w:pPr>
+      <w:r>
+        <w:rPr>
+          <w:b/>
+          <w:color w:val="1A1C1D"/>
+          <w:sz w:val="32"/>
+        </w:rPr>
+        <w:t>Consistencia: valido es lo que las restricciones declaran - diapositiva 5</w:t>
+      </w:r>
+    </w:p>
+    <w:p>
       <w:r>
         <w:rPr>
           <w:b w:val="0"/>
@@ -398,6 +437,19 @@
           <w:sz w:val="22"/>
         </w:rPr>
         <w:t>Consistencia significa que la transaccion lleva la base de un estado valido a otro estado valido, y valido no es palabra filosofica: valido es lo que cumplen las restricciones declaradas, claves primarias, claves foraneas, UNIQUE, NOT NULL, CHECK y los disparadores de la Clase 4. Aqui esta el malentendido mas costoso del tema y hay que enunciarlo de frente: la atomicidad NO produce consistencia. Si nadie declaro la restriccion, la transaccion puede ser perfectamente atomica y dejar la base en un estado absurdo. El fallo concreto: la regla de VetCare dice que el stock de un insumo nunca queda negativo, pero si la tabla insumo no tiene la restriccion y la aplicacion factura 5 unidades de las 3 disponibles, el UPDATE insumo SET stock = stock - 5 WHERE id_insumo = 50 deja stock en menos 2, confirma sin quejarse y el sistema queda vendiendo lo que no existe. La regla se declara una vez y vale para siempre, sin importar quien escriba el SQL despues: ALTER TABLE insumo ADD CONSTRAINT ck_insumo_stock_no_negativo CHECK (stock &gt;= 0); Con eso el mismo UPDATE falla con un error del motor y la transaccion se puede deshacer entera. Y hay una diferencia entre motores que conviene conocer antes de la demo porque desconcierta en vivo: cuando una restriccion falla, PostgreSQL aborta la transaccion completa y toda sentencia posterior responde que la transaccion actual esta abortada hasta que se haga ROLLBACK, mientras Oracle aborta solo la sentencia que fallo y deja la transaccion abierta, de modo que el programa decide si continua o si deshace.</w:t>
+      </w:r>
+    </w:p>
+    <w:p>
+      <w:pPr>
+        <w:spacing w:before="200" w:after="60"/>
+      </w:pPr>
+      <w:r>
+        <w:rPr>
+          <w:b/>
+          <w:color w:val="1A1C1D"/>
+          <w:sz w:val="32"/>
+        </w:rPr>
+        <w:t>Aislamiento: el fallo mas facil de reproducir - diapositiva 5</w:t>
       </w:r>
     </w:p>
     <w:p>
@@ -411,6 +463,19 @@
       </w:r>
     </w:p>
     <w:p>
+      <w:pPr>
+        <w:spacing w:before="200" w:after="60"/>
+      </w:pPr>
+      <w:r>
+        <w:rPr>
+          <w:b/>
+          <w:color w:val="1A1C1D"/>
+          <w:sz w:val="32"/>
+        </w:rPr>
+        <w:t>Durabilidad: el registro de transacciones - diapositiva 4</w:t>
+      </w:r>
+    </w:p>
+    <w:p>
       <w:r>
         <w:rPr>
           <w:b w:val="0"/>
@@ -418,6 +483,19 @@
           <w:sz w:val="22"/>
         </w:rPr>
         <w:t>Durabilidad significa que despues del COMMIT el dato sobrevive, incluso si el servidor se apaga un segundo mas tarde. Lo hace posible el registro de transacciones, llamado WAL o write-ahead log en PostgreSQL y redo log en Oracle: un archivo secuencial donde el motor escribe lo que va a cambiar ANTES de tocar las paginas de datos. La consecuencia practica es contraintuitiva y muy citable: el COMMIT no necesita escribir en disco las paginas de datos modificadas, solo necesita que su registro del log quede fisicamente grabado; por eso un COMMIT cuesta una escritura secuencial de unos cientos de bytes en lugar de varias escrituras dispersas, y por eso mismo hacer un COMMIT por cada fila en una carga de 100.000 filas puede resultar entre cinco y veinte veces mas lento que agrupar, cifra que es orden de magnitud y hay que medir en cada motor. El ROLLBACK tampoco es magia: el motor conserva la version anterior de cada fila modificada, en el area de undo en Oracle o como versiones antiguas de fila bajo MVCC en PostgreSQL, y deshacer consiste en descartar lo nuevo o restaurar lo viejo. La recuperacion tras una caida usa el mismo mecanismo en dos fases: al arrancar, el motor relee el log, vuelve a aplicar todo lo confirmado y deshace todo lo que quedo sin confirmar. Vale decirlo el mismo dia que se explica ROLLBACK, porque conecta con el respaldo de la Clase 4: el respaldo restaura el estado hasta un punto y el log es lo que permite avanzar desde ese punto hasta el instante anterior a la falla.</w:t>
+      </w:r>
+    </w:p>
+    <w:p>
+      <w:pPr>
+        <w:spacing w:before="200" w:after="60"/>
+      </w:pPr>
+      <w:r>
+        <w:rPr>
+          <w:b/>
+          <w:color w:val="1A1C1D"/>
+          <w:sz w:val="32"/>
+        </w:rPr>
+        <w:t>El autocommit: el enemigo silencioso del playground - diapositiva 7</w:t>
       </w:r>
     </w:p>
     <w:p>
@@ -431,6 +509,19 @@
       </w:r>
     </w:p>
     <w:p>
+      <w:pPr>
+        <w:spacing w:before="200" w:after="60"/>
+      </w:pPr>
+      <w:r>
+        <w:rPr>
+          <w:b/>
+          <w:color w:val="1A1C1D"/>
+          <w:sz w:val="32"/>
+        </w:rPr>
+        <w:t>Error del motor y error de negocio: se atienden distinto - diapositiva 6</w:t>
+      </w:r>
+    </w:p>
+    <w:p>
       <w:r>
         <w:rPr>
           <w:b w:val="0"/>
@@ -441,6 +532,19 @@
       </w:r>
     </w:p>
     <w:p>
+      <w:pPr>
+        <w:spacing w:before="200" w:after="60"/>
+      </w:pPr>
+      <w:r>
+        <w:rPr>
+          <w:b/>
+          <w:color w:val="1A1C1D"/>
+          <w:sz w:val="32"/>
+        </w:rPr>
+        <w:t>Tuning: habitos de escritura, no parametros del servidor - diapositiva 4</w:t>
+      </w:r>
+    </w:p>
+    <w:p>
       <w:r>
         <w:rPr>
           <w:b w:val="0"/>
@@ -448,6 +552,19 @@
           <w:sz w:val="22"/>
         </w:rPr>
         <w:t>El ultimo bloque es el de tuning, que aqui no significa tocar parametros del servidor, cosa imposible en un playground y peligrosa sin medicion, sino habitos con numeros. Primero: la transaccion debe ser corta. Una transaccion de negocio bien hecha vive en el orden de milisegundos a pocos cientos de milisegundos, y cualquier cosa que sostenga bloqueos durante segundos es sospechosa; la regla absoluta es no esperar nunca una accion humana con la transaccion abierta, porque el clasico BEGIN, mostrar un cuadro de confirmacion y COMMIT convierte una pausa de almuerzo en 45 minutos de filas bloqueadas para el resto de la clinica. Lo correcto es hacer lecturas y validaciones primero y abrir la transaccion solo cuando ya se tienen todos los datos para escribir. Segundo: en cargas masivas, agrupar los COMMIT en lotes del orden de 1.000 a 5.000 filas, convencion de oficio y no regla dura, en lugar de uno por fila, lentisimo, o uno solo para un millon de filas, que hincha el area de undo y sostiene bloqueos enormes. Tercero: apoyarse en los indices de la Clase 7, porque UPDATE insumo SET stock = stock - 2 WHERE id_insumo = 50 sobre la clave primaria bloquea una sola fila, mientras el mismo UPDATE filtrando por una columna sin indice puede recorrer y bloquear muchas mas. Cuarto: estadisticas frescas de la Clase 6 y ningun disparador con trabajo pesado dentro de la transaccion, de la Clase 4. Sobre el playground hay que ser explicito para que nadie pierda la clase intentando lo imposible. Con una sola sesion si se demuestra: la atomicidad completa, con INSERT, ROLLBACK y un SELECT COUNT(*) que devuelve cero; el CHECK rechazando el stock negativo; el SAVEPOINT con su vuelta parcial; y el guardia de cero filas afectadas. No se demuestra nada que exija dos sesiones simultaneas, porque Oracle Live SQL y DB Fiddle ejecutan un script y cierran, y no hay manera de dejar una transaccion abierta en una ventana y conectarse desde otra; por eso la espera por bloqueo, el interbloqueo, la lectura sucia y la actualizacion perdida se documentan en papel como una linea de tiempo de T1 y T2 con lo que ve cada una en cada paso, formato que usara la Clase 10. Tampoco se demuestra la durabilidad real, porque nadie puede apagar el servidor del playground. Tres preguntas cierran la sesion. Si el motor confirma solo, para que sirve COMMIT: para agrupar varias sentencias en un unico hecho de negocio, justo lo que el autocommit impide. Que pasa si me desconecto sin confirmar: el motor deshace la transaccion cuando la sesion muere de forma anormal, aunque algunos clientes confirman al salir de manera ordenada, asi que jamas se debe depender de eso. Se puede hacer ROLLBACK despues de un COMMIT: no, el COMMIT es definitivo, y lo unico que queda es restaurar desde el respaldo de la Clase 4 con recuperacion a un punto en el tiempo, operacion de administrador y no correccion de rutina.</w:t>
+      </w:r>
+    </w:p>
+    <w:p>
+      <w:pPr>
+        <w:spacing w:before="200" w:after="60"/>
+      </w:pPr>
+      <w:r>
+        <w:rPr>
+          <w:b/>
+          <w:color w:val="1A1C1D"/>
+          <w:sz w:val="32"/>
+        </w:rPr>
+        <w:t>Errores tipicos del docente que no domina el tema</w:t>
       </w:r>
     </w:p>
     <w:p>

--- a/Bases de Datos II/Kit docente/Clase 8/Guion Docente Clase 8 - Tuning y transacciones.docx
+++ b/Bases de Datos II/Kit docente/Clase 8/Guion Docente Clase 8 - Tuning y transacciones.docx
@@ -947,7 +947,7 @@
           <w:color w:val="1A1C1D"/>
           <w:sz w:val="32"/>
         </w:rPr>
-        <w:t>10-35 · Teoria Core (breve) · [Slide 4]</w:t>
+        <w:t>10-35 · Teoria Core (breve) · desde [Slide 4]</w:t>
       </w:r>
     </w:p>
     <w:p>
@@ -975,7 +975,7 @@
           <w:color w:val="4A4A49"/>
           <w:sz w:val="22"/>
         </w:rPr>
-        <w:t>Proyectar [Slide 4] «Teoria Core (breve)». El desarrollo completo de cada punto esta</w:t>
+        <w:t>Proyecte estas diapositivas, en este orden, ~12 min cada una. Son la teoria</w:t>
       </w:r>
     </w:p>
     <w:p>
@@ -985,7 +985,23 @@
           <w:color w:val="4A4A49"/>
           <w:sz w:val="22"/>
         </w:rPr>
-        <w:t>arriba, en «Fundamento teorico», dividido por diapositiva.</w:t>
+        <w:t xml:space="preserve">completa del dia: </w:t>
+      </w:r>
+      <w:r>
+        <w:rPr>
+          <w:b/>
+          <w:color w:val="4A4A49"/>
+          <w:sz w:val="22"/>
+        </w:rPr>
+        <w:t>ninguna se salta</w:t>
+      </w:r>
+      <w:r>
+        <w:rPr>
+          <w:b w:val="0"/>
+          <w:color w:val="4A4A49"/>
+          <w:sz w:val="22"/>
+        </w:rPr>
+        <w:t>, porque el taller cobra puntos por lo que se</w:t>
       </w:r>
     </w:p>
     <w:p>
@@ -995,7 +1011,63 @@
           <w:color w:val="4A4A49"/>
           <w:sz w:val="22"/>
         </w:rPr>
-        <w:t>Cubrir:</w:t>
+        <w:t>proyecta en todas ellas.</w:t>
+      </w:r>
+    </w:p>
+    <w:p>
+      <w:pPr>
+        <w:pStyle w:val="ListNumber"/>
+      </w:pPr>
+      <w:r>
+        <w:rPr>
+          <w:b/>
+          <w:color w:val="4A4A49"/>
+          <w:sz w:val="22"/>
+        </w:rPr>
+        <w:t>[Slide 4] Teoria Core (breve)</w:t>
+      </w:r>
+    </w:p>
+    <w:p>
+      <w:pPr>
+        <w:pStyle w:val="ListNumber"/>
+      </w:pPr>
+      <w:r>
+        <w:rPr>
+          <w:b/>
+          <w:color w:val="4A4A49"/>
+          <w:sz w:val="22"/>
+        </w:rPr>
+        <w:t>[Slide 5] Todo o nada: la transaccion de facturacion</w:t>
+      </w:r>
+    </w:p>
+    <w:p>
+      <w:r>
+        <w:rPr>
+          <w:b w:val="0"/>
+          <w:color w:val="4A4A49"/>
+          <w:sz w:val="22"/>
+        </w:rPr>
+        <w:t>El desarrollo completo de cada una esta arriba, en «Fundamento teorico», dividido por</w:t>
+      </w:r>
+    </w:p>
+    <w:p>
+      <w:r>
+        <w:rPr>
+          <w:b w:val="0"/>
+          <w:color w:val="4A4A49"/>
+          <w:sz w:val="22"/>
+        </w:rPr>
+        <w:t>diapositiva: esa seccion esta escrita para dictarla sin consultar otra fuente.</w:t>
+      </w:r>
+    </w:p>
+    <w:p>
+      <w:r>
+        <w:rPr>
+          <w:b w:val="0"/>
+          <w:color w:val="4A4A49"/>
+          <w:sz w:val="22"/>
+        </w:rPr>
+        <w:t>Ideas que tienen que quedar dichas:</w:t>
       </w:r>
     </w:p>
     <w:p>

--- a/Bases de Datos II/Kit docente/Clase 8/Guion Docente Clase 8 - Tuning y transacciones.docx
+++ b/Bases de Datos II/Kit docente/Clase 8/Guion Docente Clase 8 - Tuning y transacciones.docx
@@ -122,7 +122,7 @@
           <w:color w:val="4A4A49"/>
           <w:sz w:val="22"/>
         </w:rPr>
-        <w:t xml:space="preserve"> Script transaccional + checklist tuning del PI (1 pag.)</w:t>
+        <w:t xml:space="preserve"> sp_facturar + fn_descontar_stock + seccion Transacciones y tuning del informe (1 pag.)</w:t>
       </w:r>
     </w:p>
     <w:p>
@@ -143,7 +143,7 @@
           <w:color w:val="4A4A49"/>
           <w:sz w:val="22"/>
         </w:rPr>
-        <w:t xml:space="preserve"> Oracle Live SQL / DB Fiddle</w:t>
+        <w:t xml:space="preserve"> ExamLab (PostgreSQL/PGlite)</w:t>
       </w:r>
     </w:p>
     <w:p>
@@ -190,6 +190,7 @@
       <w:r>
         <w:rPr>
           <w:rFonts w:ascii="Consolas" w:hAnsi="Consolas"/>
+          <w:b w:val="0"/>
           <w:color w:val="111111"/>
           <w:sz w:val="21"/>
         </w:rPr>
@@ -315,7 +316,20 @@
           <w:color w:val="4A4A49"/>
           <w:sz w:val="22"/>
         </w:rPr>
-        <w:t>COMMIT confirma la transaccion de forma permanente; ROLLBACK deshace todo lo hecho desde el ultimo COMMIT si algo salio mal (ej. el insumo no tenia stock suficiente). Sin ROLLBACK explicito ante el error, quedaria una factura registrada sin el descuento real de stock: inconsistencia de datos.</w:t>
+        <w:t>COMMIT confirma la transaccion de forma permanente; ROLLBACK deshace todo lo hecho desde que se abrio. En PostgreSQL no hace falta escribir ROLLBACK dentro del procedimiento: el CALL de nivel superior es su propia transaccion, y si la excepcion se propaga hasta afuera, el motor deshace todo lo que el procedimiento habia hecho. En Oracle si hay que escribirlo, y ese contraste es la pregunta 4 del taller.</w:t>
+      </w:r>
+    </w:p>
+    <w:p>
+      <w:pPr>
+        <w:pStyle w:val="ListBullet"/>
+      </w:pPr>
+      <w:r>
+        <w:rPr>
+          <w:b w:val="0"/>
+          <w:color w:val="4A4A49"/>
+          <w:sz w:val="22"/>
+        </w:rPr>
+        <w:t>Lo que si hay que escribir es el guardia: UPDATE insumo SET stock = stock - p_cantidades[i] WHERE id_insumo = p_insumos[i] AND stock &gt;= p_cantidades[i], y despues GET DIAGNOSTICS v_filas = ROW_COUNT. Si v_filas es 0 no hubo stock, y ahi se decide: RAISE EXCEPTION si el fallo debe abortar la factura, o devolver FALSE si el 'no hay stock' es una respuesta y no un error.</w:t>
       </w:r>
     </w:p>
     <w:p>
@@ -390,7 +404,7 @@
           <w:color w:val="4A4A49"/>
           <w:sz w:val="22"/>
         </w:rPr>
-        <w:t>Una transaccion es una unidad logica de trabajo formada por una o mas sentencias que el motor trata como indivisible frente a dos amenazas distintas: las fallas, porque no puede quedar aplicada a medias, y las demas sesiones, porque nadie debe ver el estado intermedio. Lo primero que hay que aclarar, porque el estudiante lo asume mal, es donde empieza y donde termina. En Oracle empieza sola con la primera sentencia DML, sin que nadie escriba BEGIN, y termina con COMMIT o con ROLLBACK. En PostgreSQL y en MySQL, si no se abre explicitamente con BEGIN o START TRANSACTION, cada sentencia es su propia transaccion y se confirma sola. El ejemplo del PI es la facturacion: BEGIN; INSERT INTO factura (id_factura, id_dueno, fecha, total) VALUES (5001, 1, CURRENT_DATE, 62000); INSERT INTO detalle_factura (id_factura, id_insumo, cantidad, subtotal) VALUES (5001, 50, 2, 24000); UPDATE insumo SET stock = stock - 2 WHERE id_insumo = 50 AND stock &gt;= 2; COMMIT; Son tres sentencias que describen UN hecho de negocio, cobrar una consulta con dos vacunas, no tres hechos independientes que casualmente ocurren juntos. Vale detenerse en el WHERE: la condicion stock &gt;= 2 no es decoracion, es la que impide que el descuento se aplique cuando no hay existencias y hace que el motor informe cero filas afectadas en lugar de dejar un numero negativo. Cero filas afectadas se consulta con SQL%ROWCOUNT en Oracle o con ROW_COUNT() en MySQL, y es la senal que la aplicacion debe convertir en un ROLLBACK.</w:t>
+        <w:t>Una transaccion es una unidad logica de trabajo formada por una o mas sentencias que el motor trata como indivisible frente a dos amenazas distintas: las fallas, porque no puede quedar aplicada a medias, y las demas sesiones, porque nadie debe ver el estado intermedio. Lo primero que hay que aclarar, porque el estudiante lo asume mal, es donde empieza y donde termina. En PostgreSQL, si no se abre explicitamente con BEGIN, cada sentencia de nivel superior es su propia transaccion y se confirma sola; en Oracle empieza sola con la primera sentencia DML, sin que nadie escriba BEGIN, y termina con COMMIT o con ROLLBACK. El ejemplo del PI es la facturacion de una consulta: se inserta la cabecera en factura, se insertan las lineas en detalle_factura y se descuenta el stock de cada insumo. Son varias sentencias que describen UN hecho de negocio, cobrar una consulta con sus insumos, no varios hechos independientes que casualmente ocurren juntos. Vale detenerse en la sentencia del descuento, porque es el centro de la clase: UPDATE insumo SET stock = stock - 2 WHERE id_insumo = 2 AND stock &gt;= 2. La condicion stock &gt;= 2 no es decoracion, es la que impide que el descuento se aplique cuando no hay existencias y hace que el motor informe cero filas afectadas en lugar de dejar un numero negativo. En PL/pgSQL, cuantas filas afecto la sentencia anterior se pregunta con GET DIAGNOSTICS v_filas = ROW_COUNT; no existe SQL%ROWCOUNT, que es de Oracle, y esa sola diferencia decide si el codigo del entregable compila o no. Los datos con los que se trabaja hoy son seis insumos: 1 Vacuna antirrabica con stock 12, 2 Vacuna triple felina con stock 3, 3 Antiparasitario oral con stock 40, 4 Suero fisiologico con stock 25, 5 Gasa esteril con stock 8 y 6 Jeringa 5ml con stock 60. El insumo 2, con sus 3 unidades, es el que se va a quedar corto en la demo.</w:t>
       </w:r>
     </w:p>
     <w:p>
@@ -413,7 +427,7 @@
           <w:color w:val="4A4A49"/>
           <w:sz w:val="22"/>
         </w:rPr>
-        <w:t>Atomicidad significa que la transaccion se aplica completa o no se aplica en absoluto, sin estados intermedios visibles ni persistentes. El fallo concreto en VetCare cuando falta: se ejecuta el INSERT en factura, se ejecuta el INSERT en detalle_factura y justo antes del UPDATE de stock se cae la red del consultorio. Sin atomicidad quedan la factura 5001 y su detalle cobrando dos vacunas antirrabicas mientras insumo sigue diciendo stock 3 en lugar de 1. Nadie recibe un error, la clinica cobro bien, y el dano aparece semanas despues, cuando el inventario fisico no cuadra y ya no hay forma de saber que factura lo desajusto. La consulta que detecta el descuadre conviene tenerla escrita porque es tambien buen ejercicio: SELECT d.id_insumo, SUM(d.cantidad) AS vendido FROM detalle_factura d GROUP BY d.id_insumo, contrastada contra los movimientos registrados en insumo. Con atomicidad, el corte de red deja la transaccion sin COMMIT y el motor la deshace por su cuenta al detectar que la sesion murio: no queda factura, no queda detalle, no se descuenta nada, y la recepcionista repite la operacion. Esa es la razon por la que el entregable pide un script con COMMIT y ROLLBACK explicitos y no tres sentencias sueltas.</w:t>
+        <w:t>Atomicidad significa que la transaccion se aplica completa o no se aplica en absoluto, sin estados intermedios visibles ni persistentes. El fallo concreto en VetCare cuando falta: se ejecuta el INSERT en factura, se ejecuta el INSERT de la primera linea en detalle_factura, se descuenta el stock de ese primer insumo y justo antes de la segunda linea se cae la red del consultorio. Sin atomicidad queda una factura cobrando dos productos con una sola linea registrada, y un insumo descontado que nadie entrego. Nadie recibe un error, la clinica cobro, y el dano aparece semanas despues, cuando el inventario fisico no cuadra y ya no hay forma de saber que factura lo desajusto. La consulta que detecta el descuadre conviene tenerla escrita porque es tambien buen ejercicio: SELECT d.id_insumo, SUM(d.cantidad) AS vendido FROM detalle_factura d GROUP BY d.id_insumo, contrastada contra los movimientos registrados en insumo. Con atomicidad, el corte de red deja la transaccion sin confirmar y el motor la deshace por su cuenta al detectar que la sesion murio: no queda factura, no queda detalle, no se descuenta nada, y la recepcionista repite la operacion. Esa es la razon por la que el entregable no pide tres sentencias sueltas sino un procedimiento que las agrupa, y por la que la pregunta 2 del taller vale 25 puntos por demostrar con datos —foto inicial y foto final— que el descuento que SI habia alcanzado se deshizo.</w:t>
       </w:r>
     </w:p>
     <w:p>
@@ -436,7 +450,7 @@
           <w:color w:val="4A4A49"/>
           <w:sz w:val="22"/>
         </w:rPr>
-        <w:t>Consistencia significa que la transaccion lleva la base de un estado valido a otro estado valido, y valido no es palabra filosofica: valido es lo que cumplen las restricciones declaradas, claves primarias, claves foraneas, UNIQUE, NOT NULL, CHECK y los disparadores de la Clase 4. Aqui esta el malentendido mas costoso del tema y hay que enunciarlo de frente: la atomicidad NO produce consistencia. Si nadie declaro la restriccion, la transaccion puede ser perfectamente atomica y dejar la base en un estado absurdo. El fallo concreto: la regla de VetCare dice que el stock de un insumo nunca queda negativo, pero si la tabla insumo no tiene la restriccion y la aplicacion factura 5 unidades de las 3 disponibles, el UPDATE insumo SET stock = stock - 5 WHERE id_insumo = 50 deja stock en menos 2, confirma sin quejarse y el sistema queda vendiendo lo que no existe. La regla se declara una vez y vale para siempre, sin importar quien escriba el SQL despues: ALTER TABLE insumo ADD CONSTRAINT ck_insumo_stock_no_negativo CHECK (stock &gt;= 0); Con eso el mismo UPDATE falla con un error del motor y la transaccion se puede deshacer entera. Y hay una diferencia entre motores que conviene conocer antes de la demo porque desconcierta en vivo: cuando una restriccion falla, PostgreSQL aborta la transaccion completa y toda sentencia posterior responde que la transaccion actual esta abortada hasta que se haga ROLLBACK, mientras Oracle aborta solo la sentencia que fallo y deja la transaccion abierta, de modo que el programa decide si continua o si deshace.</w:t>
+        <w:t>Consistencia significa que la transaccion lleva la base de un estado valido a otro estado valido, y valido no es palabra filosofica: valido es lo que cumplen las restricciones declaradas, claves primarias, claves foraneas, UNIQUE, NOT NULL, CHECK y los disparadores de la Clase 4. Aqui esta el malentendido mas costoso del tema y hay que enunciarlo de frente: la atomicidad NO produce consistencia. Si nadie declaro la restriccion, la transaccion puede ser perfectamente atomica y dejar la base en un estado absurdo. El fallo concreto: la regla de VetCare dice que el stock de un insumo nunca queda negativo, pero si la tabla insumo no tiene la restriccion y la aplicacion factura 10 unidades de las 3 disponibles del insumo 2, el UPDATE insumo SET stock = stock - 10 WHERE id_insumo = 2 deja stock en menos 7, confirma sin quejarse y el sistema queda vendiendo lo que no existe. La regla se declara una vez y vale para siempre, sin importar quien escriba el SQL despues: ALTER TABLE insumo ADD CONSTRAINT ck_insumo_stock_no_negativo CHECK (stock &gt;= 0). Con eso el mismo UPDATE falla con un error del motor y la transaccion se puede deshacer entera. Conviene notar como se combinan las dos defensas del dia: el CHECK es la red de seguridad declarativa, y el AND stock &gt;= p_cantidad del WHERE es el guardia que evita llegar al error y permite dar un mensaje de negocio en lugar de un error de restriccion. Y hay una diferencia entre motores que conviene conocer antes de la demo porque desconcierta en vivo: cuando una restriccion falla, PostgreSQL aborta la transaccion completa y toda sentencia posterior responde que la transaccion actual esta abortada hasta que se deshaga, mientras Oracle aborta solo la sentencia que fallo y deja la transaccion abierta, de modo que el programa decide si continua o si deshace.</w:t>
       </w:r>
     </w:p>
     <w:p>
@@ -459,7 +473,7 @@
           <w:color w:val="4A4A49"/>
           <w:sz w:val="22"/>
         </w:rPr>
-        <w:t>Aislamiento significa que dos transacciones concurrentes producen un resultado equivalente al que darian ejecutadas una despues de la otra. El fallo concreto, el mas facil de contar: quedan 2 vacunas y dos recepcionistas facturan cada una 2 al mismo tiempo. Ambas leen stock igual a 2, ambas calculan 2 menos 2 y ambas escriben 0; el resultado es stock 0 con cuatro vacunas vendidas y dos entregadas de aire. Eso se llama actualizacion perdida o lost update, y la primera defensa es de diseno: no leer y luego escribir con el valor leido, sino dejar que el motor haga la resta en la misma sentencia, UPDATE insumo SET stock = stock - 2 WHERE id_insumo = 50 AND stock &gt;= 2, porque esa sentencia es atomica y toma un bloqueo sobre la fila mientras se ejecuta. La segunda defensa es el nivel de aislamiento, la perilla que decide cuanto ve una transaccion de lo que otra hace. Numeros para citar: el estandar SQL define cuatro niveles, READ UNCOMMITTED, READ COMMITTED, REPEATABLE READ y SERIALIZABLE; Oracle implementa solo dos, READ COMMITTED, que es el predeterminado, y SERIALIZABLE; PostgreSQL acepta los cuatro nombres pero READ UNCOMMITTED se comporta como READ COMMITTED, y su valor por omision tambien es READ COMMITTED; MySQL con InnoDB usa REPEATABLE READ por omision, valor distinto que explica diferencias reales al portar un script. Aqui queda el gancho explicito, y hay que decirlo tal cual: hoy se garantiza que UNA transaccion sea correcta consigo misma, y la Clase 10 estudia que pasa cuando dos se cruzan, con la lectura sucia, la lectura no repetible, la lectura fantasma, los bloqueos y el interbloqueo o deadlock.</w:t>
+        <w:t>Aislamiento significa que dos transacciones concurrentes producen un resultado equivalente al que darian ejecutadas una despues de la otra. El fallo concreto, el mas facil de contar: quedan 3 vacunas triples y dos recepcionistas facturan cada una 3 al mismo tiempo. Ambas leen stock igual a 3, ambas calculan 3 menos 3 y ambas escriben 0; el resultado es stock 0 con seis vacunas vendidas y tres entregadas de aire. Eso se llama actualizacion perdida o lost update, y la primera defensa es de diseno, no de configuracion: no leer y luego escribir con el valor leido, sino dejar que el motor haga la resta en la misma sentencia, UPDATE insumo SET stock = stock - 3 WHERE id_insumo = 2 AND stock &gt;= 3, porque esa sentencia es atomica y toma un bloqueo sobre la fila mientras se ejecuta. Esa es exactamente la decision que la pregunta 5 pide documentar en una frase defendible. La segunda defensa es el nivel de aislamiento, la perilla que decide cuanto ve una transaccion de lo que otra hace. Numeros para citar: el estandar SQL define cuatro niveles, READ UNCOMMITTED, READ COMMITTED, REPEATABLE READ y SERIALIZABLE; PostgreSQL acepta los cuatro nombres pero READ UNCOMMITTED se comporta como READ COMMITTED, y su valor por omision es READ COMMITTED; Oracle implementa solo dos, READ COMMITTED por omision y SERIALIZABLE; MySQL con InnoDB usa REPEATABLE READ por omision, valor distinto que explica diferencias reales al portar un script. Aqui queda el gancho explicito, y hay que decirlo tal cual: hoy se garantiza que UNA transaccion sea correcta consigo misma, y la Clase 10 estudia que pasa cuando dos se cruzan, con la lectura sucia, la lectura no repetible, la lectura fantasma, los bloqueos y el interbloqueo o deadlock. Tambien hay que decir que hoy no se puede demostrar, porque el motor del taller corre una sola sesion.</w:t>
       </w:r>
     </w:p>
     <w:p>
@@ -482,7 +496,7 @@
           <w:color w:val="4A4A49"/>
           <w:sz w:val="22"/>
         </w:rPr>
-        <w:t>Durabilidad significa que despues del COMMIT el dato sobrevive, incluso si el servidor se apaga un segundo mas tarde. Lo hace posible el registro de transacciones, llamado WAL o write-ahead log en PostgreSQL y redo log en Oracle: un archivo secuencial donde el motor escribe lo que va a cambiar ANTES de tocar las paginas de datos. La consecuencia practica es contraintuitiva y muy citable: el COMMIT no necesita escribir en disco las paginas de datos modificadas, solo necesita que su registro del log quede fisicamente grabado; por eso un COMMIT cuesta una escritura secuencial de unos cientos de bytes en lugar de varias escrituras dispersas, y por eso mismo hacer un COMMIT por cada fila en una carga de 100.000 filas puede resultar entre cinco y veinte veces mas lento que agrupar, cifra que es orden de magnitud y hay que medir en cada motor. El ROLLBACK tampoco es magia: el motor conserva la version anterior de cada fila modificada, en el area de undo en Oracle o como versiones antiguas de fila bajo MVCC en PostgreSQL, y deshacer consiste en descartar lo nuevo o restaurar lo viejo. La recuperacion tras una caida usa el mismo mecanismo en dos fases: al arrancar, el motor relee el log, vuelve a aplicar todo lo confirmado y deshace todo lo que quedo sin confirmar. Vale decirlo el mismo dia que se explica ROLLBACK, porque conecta con el respaldo de la Clase 4: el respaldo restaura el estado hasta un punto y el log es lo que permite avanzar desde ese punto hasta el instante anterior a la falla.</w:t>
+        <w:t>Durabilidad significa que despues de confirmar, el dato sobrevive incluso si el servidor se apaga un segundo mas tarde. Lo hace posible el registro de transacciones, llamado WAL o write-ahead log en PostgreSQL y redo log en Oracle: un archivo secuencial donde el motor escribe lo que va a cambiar ANTES de tocar las paginas de datos. La consecuencia practica es contraintuitiva y muy citable: el COMMIT no necesita escribir en disco las paginas de datos modificadas, solo necesita que su registro del log quede fisicamente grabado; por eso un COMMIT cuesta una escritura secuencial de unos cientos de bytes en lugar de varias escrituras dispersas, y por eso mismo hacer un COMMIT por cada fila en una carga de 100.000 filas puede resultar entre cinco y veinte veces mas lento que agrupar, cifra que es orden de magnitud y hay que medir en cada motor. El ROLLBACK tampoco es magia: el motor conserva la version anterior de cada fila modificada, como versiones antiguas de fila bajo MVCC en PostgreSQL o en el area de undo en Oracle, y deshacer consiste en descartar lo nuevo o restaurar lo viejo. La recuperacion tras una caida usa el mismo mecanismo en dos fases: al arrancar, el motor relee el log, vuelve a aplicar todo lo confirmado y deshace todo lo que quedo sin confirmar. Vale decirlo el mismo dia que se explica la reversion, porque conecta con el respaldo de la Clase 4: el respaldo restaura el estado hasta un punto y el log es lo que permite avanzar desde ese punto hasta el instante anterior a la falla. Es tambien el ultimo item del checklist de la pregunta 5, el del restore probado.</w:t>
       </w:r>
     </w:p>
     <w:p>
@@ -495,7 +509,7 @@
           <w:color w:val="1A1C1D"/>
           <w:sz w:val="32"/>
         </w:rPr>
-        <w:t>El autocommit: el enemigo silencioso del playground - diapositiva 7</w:t>
+        <w:t>La firma de sp_facturar, y por que recibe dos arreglos - diapositiva 6</w:t>
       </w:r>
     </w:p>
     <w:p>
@@ -505,7 +519,30 @@
           <w:color w:val="4A4A49"/>
           <w:sz w:val="22"/>
         </w:rPr>
-        <w:t>El enemigo silencioso de esta clase en los playgrounds es el autocommit, un modo en el que cada sentencia se confirma automaticamente al terminar, como si llevara su propio COMMIT invisible. Importa porque produce la escena mas frustrante posible: el estudiante escribe su INSERT, escribe ROLLBACK, ejecuta un SELECT y la fila sigue ahi; concluye que el ROLLBACK no funciona, cuando lo que paso es que nunca hubo una transaccion abierta que deshacer. La instruccion por herramienta hay que darla antes del taller, no despues del fracaso. En DB Fiddle con PostgreSQL, el bloque BEGIN; INSERT INTO factura ...; ROLLBACK; SELECT COUNT(*) FROM factura; debe escribirse en el MISMO panel para que corra como una sola sesion, y entonces el conteo devuelve cero y la evidencia es perfecta. En MySQL hay que desactivarlo con SET autocommit = 0 o abrir con START TRANSACTION. En Oracle Live SQL cada script se ejecuta como una sesion, asi que un INSERT seguido de ROLLBACK y de un SELECT si demuestra el efecto, pero conviene probarlo en la propia cuenta antes de clase porque la herramienta confirma al finalizar el script. Y hay una trampa adicional que sorprende hasta a gente con experiencia: en Oracle y en MySQL toda sentencia DDL, un CREATE TABLE o un ALTER TABLE, provoca un COMMIT implicito, de modo que si alguien crea una tabla en medio de su transaccion, todo lo anterior queda confirmado y ya no hay nada que deshacer; PostgreSQL es la excepcion, porque su DDL es transaccional. Por eso el script del taller no debe mezclar CREATE TABLE con la demostracion del ROLLBACK.</w:t>
+        <w:t>Aqui empieza lo que se califica, y la primera cosa que hay que proyectar es la firma exacta, porque no es la que uno escribiria de memoria: CREATE PROCEDURE sp_facturar(p_id_consulta INT, p_insumos INT[], p_cantidades INT[]) LANGUAGE plpgsql AS $proc$ ... $proc$. Tres observaciones. Primera, los tipos son INT y NUMERIC, no NUMBER: NUMBER es de Oracle y en PostgreSQL no existe. Segunda, y es la que sorprende, recibe DOS ARREGLOS PARALELOS y no un insumo suelto, porque una factura real tiene varias lineas; se invoca CALL sp_facturar(4, ARRAY[1, 6, 5], ARRAY[1, 2, 3]), que significa una unidad del insumo 1, dos del 6 y tres del 5. Tercera, el cuerpo va entre delimitadores de dolar, y conviene usar una etiqueta como $proc$ en lugar de $$ pelado para que no choque con otro bloque anidado. El cuerpo tiene cuatro partes y vale recorrerlas en orden. Uno: validar que los dos arreglos midan lo mismo, con IF array_length(p_insumos, 1) IS DISTINCT FROM array_length(p_cantidades, 1) THEN RAISE EXCEPTION ...; dos arreglos de longitud distinta significan que el llamador se equivoco, y eso se rechaza antes de tocar la base. Se usa IS DISTINCT FROM y no el signo de distinto porque array_length puede devolver nulo si el arreglo viene vacio, y con nulo una comparacion normal no es verdadera ni falsa. Dos: la cabecera, INSERT INTO factura (id_consulta, total) VALUES (p_id_consulta, 0) RETURNING id_factura INTO v_id_factura. El total entra en cero porque todavia no se sabe, y RETURNING ... INTO evita ir a buscar con otro SELECT el identificador que se acaba de generar. Tres: el bucle, FOR i IN 1 .. array_length(p_insumos, 1) LOOP, que es la seccion siguiente. Cuatro: al salir del bucle, UPDATE factura SET total = v_total WHERE id_factura = v_id_factura. El caso de prueba del enunciado da 22000 por 1 mas 900 por 2 mas 1200 por 3, o sea 27.400, y deja los stocks de los insumos 1, 6 y 5 en 11, 58 y 5.</w:t>
+      </w:r>
+    </w:p>
+    <w:p>
+      <w:pPr>
+        <w:spacing w:before="200" w:after="60"/>
+      </w:pPr>
+      <w:r>
+        <w:rPr>
+          <w:b/>
+          <w:color w:val="1A1C1D"/>
+          <w:sz w:val="32"/>
+        </w:rPr>
+        <w:t>El guardia del stock, sentencia por sentencia - diapositiva 6</w:t>
+      </w:r>
+    </w:p>
+    <w:p>
+      <w:r>
+        <w:rPr>
+          <w:b w:val="0"/>
+          <w:color w:val="4A4A49"/>
+          <w:sz w:val="22"/>
+        </w:rPr>
+        <w:t>Dentro del bucle estan las cuatro sentencias que hay que saber defender. Primera, el precio vigente: SELECT precio_unit INTO v_precio FROM insumo WHERE id_insumo = p_insumos[i]; seguida de IF NOT FOUND THEN RAISE EXCEPTION 'ERROR: el insumo % no existe', p_insumos[i]; END IF. NOT FOUND es una variable especial de PL/pgSQL que dice si el SELECT INTO anterior trajo fila; sin esa comprobacion, un insumo inexistente deja v_precio nulo y la factura termina con total nulo, que es peor que un error. Se lee el precio de la tabla y no se recibe por parametro a proposito: el precio que se cobra es el vigente, no el que la aplicacion crea recordar. Segunda, el guardia, que es el corazon del dia: UPDATE insumo SET stock = stock - p_cantidades[i] WHERE id_insumo = p_insumos[i] AND stock &gt;= p_cantidades[i]. La comprobacion viaja DENTRO del WHERE, de modo que comprobar y escribir son una sola sentencia y nadie puede colarse entre las dos. Tercera, como se sabe si alcanzo: GET DIAGNOSTICS v_filas = ROW_COUNT, que guarda cuantas filas toco el UPDATE anterior. Uno significa que alcanzo; cero significa que no habia stock, y ese cero es un dato de negocio, no un error del motor: la sentencia se ejecuto perfectamente, simplemente no encontro ninguna fila que cumpliera la condicion. Cuarta, el aborto: IF v_filas = 0 THEN RAISE EXCEPTION 'ERROR: stock insuficiente del insumo % (se pidieron %)', p_insumos[i], p_cantidades[i]; END IF. El signo de porcentaje es la marca de sustitucion de RAISE, y los argumentos van despues de la cadena en el orden en que aparecen. No lleva RAISE_APPLICATION_ERROR ni un numero de error negativo: eso es Oracle. Cierran el ciclo el INSERT de la linea en detalle_factura con el precio vigente y la acumulacion v_total := v_total + (v_precio * p_cantidades[i]); notese el operador de asignacion de PL/pgSQL, dos puntos y un igual.</w:t>
       </w:r>
     </w:p>
     <w:p>
@@ -528,7 +565,99 @@
           <w:color w:val="4A4A49"/>
           <w:sz w:val="22"/>
         </w:rPr>
-        <w:t>Hay que separar dos tipos de fallo a mitad de transaccion porque se atienden distinto. Un error del motor es la violacion de una regla que la base conoce: una restriccion CHECK, una clave foranea, un tipo incompatible, un interbloqueo; el motor lo detecta, lanza la excepcion y, segun el motor, aborta la sentencia o la transaccion completa. Un error de la aplicacion es la violacion de una regla que la base NO conoce: que no haya stock suficiente, que la mascota este inactiva, que el total no cuadre con el detalle. El motor no va a deshacer nada, porque desde su punto de vista todo salio bien, y si nadie escribe el ROLLBACK la transaccion se confirma con la inconsistencia dentro. De ahi la forma canonica del procedimiento de facturacion, que reune casi todo el curso: CREATE OR REPLACE PROCEDURE sp_facturar (p_id_factura IN NUMBER, p_id_insumo IN NUMBER, p_cant IN NUMBER) AS BEGIN INSERT INTO factura ...; INSERT INTO detalle_factura ...; UPDATE insumo SET stock = stock - p_cant WHERE id_insumo = p_id_insumo AND stock &gt;= p_cant; IF SQL%ROWCOUNT = 0 THEN RAISE_APPLICATION_ERROR(-20010, 'Stock insuficiente'); END IF; COMMIT; EXCEPTION WHEN OTHERS THEN ROLLBACK; RAISE; END; Dos detalles hay que exigir en el entregable: el RAISE final, porque una excepcion capturada y silenciada es la manera mas comun de fabricar inconsistencias invisibles, y que quien decide el COMMIT sea uno solo, el procedimiento o el llamador, nunca los dos. Cuando la transaccion es larga y solo una parte puede fallar existe el SAVEPOINT, una marca intermedia con nombre a la que se vuelve sin abortar todo: SAVEPOINT sp_linea3; y mas adelante ROLLBACK TO SAVEPOINT sp_linea3, que deshace lo hecho desde la marca, deja vivo el resto y mantiene la transaccion abierta. En VetCare sirve para una factura de cinco lineas donde el insumo de la tercera esta agotado: se deshace esa linea, se avisa y se cobran las otras cuatro. Hay que aclarar que ROLLBACK TO SAVEPOINT no confirma nada y que crear cientos de savepoints dentro de un ciclo tiene costo.</w:t>
+        <w:t>Hay que separar dos tipos de fallo a mitad de transaccion porque se atienden distinto, y esta distincion es la que ordena todo el procedimiento. Un error del motor es la violacion de una regla que la base conoce: una restriccion CHECK, una clave foranea, un tipo incompatible, un interbloqueo; el motor lo detecta, lanza la excepcion y aborta. Un error de negocio es la violacion de una regla que la base NO conoce en esa forma: que no haya stock suficiente, que la mascota este inactiva, que el total no cuadre con el detalle. El motor no va a deshacer nada por su cuenta, porque desde su punto de vista todo salio bien: el UPDATE que no afecta ninguna fila es una sentencia exitosa. De ahi que el procedimiento tenga que convertir el cero filas en una excepcion, con el RAISE EXCEPTION de la seccion anterior, y de ahi tambien que el mensaje deba nombrar el insumo concreto: quien lea el error en la sustentacion tiene que poder decir cual linea fallo. Dos exigencias del entregable salen de aqui. La primera: nada de capturar y silenciar. Un EXCEPTION WHEN OTHERS THEN NULL convierte el fallo en silencio, la factura queda registrada, el stock no se descuenta y nadie se entera hasta el inventario; si se captura, se vuelve a lanzar con RAISE a secas, que relanza la excepcion actual. La segunda: quien decide confirmar es uno solo, y en PostgreSQL ese uno solo NO es el procedimiento, que es lo que explica la diapositiva siguiente. Existe ademas el SAVEPOINT para el caso en que la transaccion es larga y solo una parte puede fallar: una marca intermedia con nombre a la que se vuelve sin abortar todo, SAVEPOINT sp_linea3 y mas adelante ROLLBACK TO SAVEPOINT sp_linea3. En VetCare serviria para una factura de cinco lineas donde el insumo de la tercera esta agotado: se deshace esa linea, se avisa y se cobran las otras cuatro. Hoy NO se usa, porque la regla del negocio que la actividad implementa es todo o nada, pero conviene nombrarlo para que nadie crea que la unica opcion es abortar la factura completa.</w:t>
+      </w:r>
+    </w:p>
+    <w:p>
+      <w:pPr>
+        <w:spacing w:before="200" w:after="60"/>
+      </w:pPr>
+      <w:r>
+        <w:rPr>
+          <w:b/>
+          <w:color w:val="1A1C1D"/>
+          <w:sz w:val="32"/>
+        </w:rPr>
+        <w:t>Donde empieza y termina la transaccion de un CALL - diapositiva 7</w:t>
+      </w:r>
+    </w:p>
+    <w:p>
+      <w:r>
+        <w:rPr>
+          <w:b w:val="0"/>
+          <w:color w:val="4A4A49"/>
+          <w:sz w:val="22"/>
+        </w:rPr>
+        <w:t>Esta es la diapositiva de la que depende la pregunta 4, y la afirmacion central es corta: un CALL escrito por fuera de cualquier BEGIN es su propia transaccion. Si la excepcion se propaga hasta afuera del procedimiento, el motor deshace TODO lo que ese CALL habia hecho —la cabecera de la factura, las lineas ya insertadas y los descuentos de stock ya aplicados— y nadie escribio ROLLBACK. Es exactamente lo que la pregunta 2 del taller hace demostrar con datos: el CALL sp_facturar(4, ARRAY[3, 2], ARRAY[2, 10]) descuenta 2 unidades del insumo 3, que tiene 40 y por lo tanto alcanza, y se estrella en el insumo 2, que tiene 3 y no puede dar 10; al final el stock del insumo 3 vuelve a 40 sin intervencion de nadie. La consecuencia practica hay que enunciarla como regla de diseno: quien decide el COMMIT es uno solo, el llamador. Un procedimiento que confirma por su cuenta le quita al llamador la posibilidad de deshacer, y es la fuente numero uno de facturas a medias cuando la Clase 12 conecte la aplicacion con la base. Y hay un detalle de sintaxis que conviene mencionar antes de que alguien lo intente: en PostgreSQL un procedimiento SI puede contener COMMIT y ROLLBACK, pero solo cuando se invoca desde un contexto que lo permita; si el CALL esta dentro de un bloque con manejador de excepciones, el control de transaccion dentro del procedimiento no esta permitido y el motor lo rechaza. O sea que la version con ROLLBACK adentro no es solo innecesaria: en el escenario del taller ni siquiera corre.</w:t>
+      </w:r>
+    </w:p>
+    <w:p>
+      <w:pPr>
+        <w:spacing w:before="200" w:after="60"/>
+      </w:pPr>
+      <w:r>
+        <w:rPr>
+          <w:b/>
+          <w:color w:val="1A1C1D"/>
+          <w:sz w:val="32"/>
+        </w:rPr>
+        <w:t>El savepoint implicito del bloque EXCEPTION - diapositiva 7</w:t>
+      </w:r>
+    </w:p>
+    <w:p>
+      <w:r>
+        <w:rPr>
+          <w:b w:val="0"/>
+          <w:color w:val="4A4A49"/>
+          <w:sz w:val="22"/>
+        </w:rPr>
+        <w:t>El segundo mecanismo que explica el resultado de la pregunta 2 es menos conocido y vale la mitad de la respuesta: un bloque BEGIN ... EXCEPTION WHEN ... END en PL/pgSQL crea un savepoint implicito al entrar. Por eso, cuando el codigo captura el error, se revierte solo lo hecho DENTRO de ese bloque y el resto de la transaccion sigue vivo. Capturar no es lo mismo que dejar propagar, y la diferencia se ve en el taller: el DO $$ BEGIN CALL sp_facturar(...); EXCEPTION WHEN OTHERS THEN RAISE NOTICE 'Fallo esperado: %', SQLERRM; END $$ del enunciado esta ahi para que el script no se detenga y se pueda seguir midiendo, no para arreglar nada. El savepoint implicito de ese DO deshace todo lo que el CALL habia hecho, el mensaje se imprime, y la foto final demuestra que la base quedo igual. SQLERRM es la variable que trae el texto del error, y conviene nombrarla porque el estudiante la va a necesitar para que su NOTICE diga algo util en vez de «fallo». Ese savepoint implicito tiene un costo que hay que mencionar: envolver cada iteracion de un bucle largo en su propio bloque con EXCEPTION crea un savepoint por vuelta y eso se paga, asi que no se pone un manejador de excepciones «por si acaso» dentro de un ciclo de miles de iteraciones. La regla practica para el entregable: manejadores donde haya una decision que tomar, y en ningun otro sitio.</w:t>
+      </w:r>
+    </w:p>
+    <w:p>
+      <w:pPr>
+        <w:spacing w:before="200" w:after="60"/>
+      </w:pPr>
+      <w:r>
+        <w:rPr>
+          <w:b/>
+          <w:color w:val="1A1C1D"/>
+          <w:sz w:val="32"/>
+        </w:rPr>
+        <w:t>El contraste con Oracle, que es la pregunta 4 - diapositiva 7</w:t>
+      </w:r>
+    </w:p>
+    <w:p>
+      <w:r>
+        <w:rPr>
+          <w:b w:val="0"/>
+          <w:color w:val="4A4A49"/>
+          <w:sz w:val="22"/>
+        </w:rPr>
+        <w:t>La pregunta 4 vale 10 puntos y es de seleccion unica, asi que conviene que el docente sepa exactamente que se pregunta y por que las otras opciones son falsas. Se pregunta por que la base quedo intacta en la pregunta 2, y la respuesta correcta reune las dos ideas de las dos secciones anteriores: el CALL de nivel superior es su propia transaccion y al propagarse la excepcion se deshace todo, y ademas un bloque con EXCEPTION crea un savepoint implicito. La opcion incorrecta que mas gente marca es «porque el procedimiento incluia un ROLLBACK explicito en su bloque EXCEPTION, igual que en Oracle», y hay que decir de frente por que aparece: es la forma canonica en Oracle, donde el procedimiento es parte de la transaccion del llamador y si se escribe EXCEPTION WHEN OTHERS THEN ROLLBACK; RAISE;. Es una respuesta razonable para quien aprendio PL/SQL, y es falsa aqui por dos motivos: el procedimiento del taller no tiene ese bloque, y ese ROLLBACK no es lo que produjo la reversion. Las otras tres opciones son falsas de forma mas simple, y vale enunciarlo para que nadie las considere: PostgreSQL no guarda una copia de seguridad de cada tabla antes de cada CALL, eso seria carisimo y no existe; PL/pgSQL no acumula los UPDATE en memoria para escribirlos al final, cada sentencia se aplica cuando se ejecuta y es visible dentro de la misma transaccion; y no hay ningun trigger de stock en el esquema del taller, asi que no pudo deshacer nada. El contraste con Oracle no se borra del curso, se coloca donde corresponde: como contraste. Portar este procedimiento a Oracle exige cambiar los tipos, cambiar GET DIAGNOSTICS por SQL%ROWCOUNT, cambiar RAISE EXCEPTION por RAISE_APPLICATION_ERROR y anadir el control de transaccion; que la misma logica de negocio necesite cuatro cambios de sintaxis es en si mismo el aprendizaje.</w:t>
+      </w:r>
+    </w:p>
+    <w:p>
+      <w:pPr>
+        <w:spacing w:before="200" w:after="60"/>
+      </w:pPr>
+      <w:r>
+        <w:rPr>
+          <w:b/>
+          <w:color w:val="1A1C1D"/>
+          <w:sz w:val="32"/>
+        </w:rPr>
+        <w:t>Abortar o informar: fn_descontar_stock - diapositiva 8</w:t>
+      </w:r>
+    </w:p>
+    <w:p>
+      <w:r>
+        <w:rPr>
+          <w:b w:val="0"/>
+          <w:color w:val="4A4A49"/>
+          <w:sz w:val="22"/>
+        </w:rPr>
+        <w:t>La pregunta 3 vale 15 puntos y pide el mismo patron de descuento con un contrato distinto, que es una de las distinciones mas utiles del curso. El procedimiento ABORTA la factura completa cuando no hay stock; la funcion INFORMA y deja que el llamador decida. Misma regla de negocio, dos contratos, y hay que saber cual se esta pidiendo. La firma: CREATE FUNCTION fn_descontar_stock(p_id_insumo INT, p_cantidad INT) RETURNS BOOLEAN LANGUAGE plpgsql AS $fn$ ... $fn$. RETURNS BOOLEAN y no PROCEDURE: devuelve verdadero si desconto y falso si no habia suficiente, SIN lanzar excepcion en ese segundo caso. Adentro hay tres partes: validar que p_cantidad sea positiva, y si no, RAISE EXCEPTION; el mismo UPDATE con la condicion en el WHERE; y GET DIAGNOSTICS seguido de RETURN v_filas = 1, que devuelve directamente el resultado de la comparacion sin necesidad de un IF. Lo que hay que enfatizar es la linea que separa un caso del otro: una cantidad negativa o cero no es «no hay stock», es una llamada mal hecha, y eso SI es una excepcion; el resultado negativo legitimo se devuelve como dato. Distinguir el dato invalido del resultado negativo es la mitad de la pregunta. Se prueba en una sola consulta, SELECT fn_descontar_stock(5, 3) AS caso_ok, fn_descontar_stock(2, 10) AS caso_sin_stock, fn_descontar_stock(2, 3) AS caso_limite, que devuelve verdadero, falso y verdadero. El tercer caso es el interesante y conviene detenerse: pide EXACTAMENTE el stock que queda, y con el operador mayor o igual en el guardia tiene que pasar; si alguien escribio solo mayor, ese caso devuelve falso y ahi se ve el error. El estado final deja el insumo 5 en 5 y el insumo 2 en 0, sin ningun negativo. Y el comentario que cierra la pregunta es la decision documentada: leer primero y decidir despues deja una ventana entre la lectura y la escritura, con dos recepcionistas las dos leen 3, las dos deciden que alcanza y el stock termina en menos 2 o el CHECK revienta; el UPDATE con la condicion en el WHERE no tiene ventana. Eso aqui no se puede demostrar, porque el motor corre una sola sesion, y ese es el gap que la pregunta 5 pide declarar.</w:t>
       </w:r>
     </w:p>
     <w:p>
@@ -551,7 +680,99 @@
           <w:color w:val="4A4A49"/>
           <w:sz w:val="22"/>
         </w:rPr>
-        <w:t>El ultimo bloque es el de tuning, que aqui no significa tocar parametros del servidor, cosa imposible en un playground y peligrosa sin medicion, sino habitos con numeros. Primero: la transaccion debe ser corta. Una transaccion de negocio bien hecha vive en el orden de milisegundos a pocos cientos de milisegundos, y cualquier cosa que sostenga bloqueos durante segundos es sospechosa; la regla absoluta es no esperar nunca una accion humana con la transaccion abierta, porque el clasico BEGIN, mostrar un cuadro de confirmacion y COMMIT convierte una pausa de almuerzo en 45 minutos de filas bloqueadas para el resto de la clinica. Lo correcto es hacer lecturas y validaciones primero y abrir la transaccion solo cuando ya se tienen todos los datos para escribir. Segundo: en cargas masivas, agrupar los COMMIT en lotes del orden de 1.000 a 5.000 filas, convencion de oficio y no regla dura, en lugar de uno por fila, lentisimo, o uno solo para un millon de filas, que hincha el area de undo y sostiene bloqueos enormes. Tercero: apoyarse en los indices de la Clase 7, porque UPDATE insumo SET stock = stock - 2 WHERE id_insumo = 50 sobre la clave primaria bloquea una sola fila, mientras el mismo UPDATE filtrando por una columna sin indice puede recorrer y bloquear muchas mas. Cuarto: estadisticas frescas de la Clase 6 y ningun disparador con trabajo pesado dentro de la transaccion, de la Clase 4. Sobre el playground hay que ser explicito para que nadie pierda la clase intentando lo imposible. Con una sola sesion si se demuestra: la atomicidad completa, con INSERT, ROLLBACK y un SELECT COUNT(*) que devuelve cero; el CHECK rechazando el stock negativo; el SAVEPOINT con su vuelta parcial; y el guardia de cero filas afectadas. No se demuestra nada que exija dos sesiones simultaneas, porque Oracle Live SQL y DB Fiddle ejecutan un script y cierran, y no hay manera de dejar una transaccion abierta en una ventana y conectarse desde otra; por eso la espera por bloqueo, el interbloqueo, la lectura sucia y la actualizacion perdida se documentan en papel como una linea de tiempo de T1 y T2 con lo que ve cada una en cada paso, formato que usara la Clase 10. Tampoco se demuestra la durabilidad real, porque nadie puede apagar el servidor del playground. Tres preguntas cierran la sesion. Si el motor confirma solo, para que sirve COMMIT: para agrupar varias sentencias en un unico hecho de negocio, justo lo que el autocommit impide. Que pasa si me desconecto sin confirmar: el motor deshace la transaccion cuando la sesion muere de forma anormal, aunque algunos clientes confirman al salir de manera ordenada, asi que jamas se debe depender de eso. Se puede hacer ROLLBACK despues de un COMMIT: no, el COMMIT es definitivo, y lo unico que queda es restaurar desde el respaldo de la Clase 4 con recuperacion a un punto en el tiempo, operacion de administrador y no correccion de rutina.</w:t>
+        <w:t>El ultimo bloque conceptual es el de tuning, que aqui no significa tocar parametros del servidor —imposible en el navegador y peligroso sin medicion— sino habitos con numeros. Primero: la transaccion debe ser corta. Una transaccion de negocio bien hecha vive en el orden de milisegundos a pocos cientos de milisegundos, y cualquier cosa que sostenga bloqueos durante segundos es sospechosa; la regla absoluta es no esperar nunca una accion humana con la transaccion abierta, porque el clasico de abrir, mostrar un cuadro de confirmacion y confirmar convierte una pausa de almuerzo en 45 minutos de filas bloqueadas para el resto de la clinica. Lo correcto es hacer lecturas y validaciones primero y abrir la transaccion solo cuando ya se tienen todos los datos para escribir. Segundo: en cargas masivas, agrupar los COMMIT en lotes del orden de 1.000 a 5.000 filas, convencion de oficio y no regla dura, en lugar de uno por fila, lentisimo, o uno solo para un millon de filas, que hincha las versiones antiguas y sostiene bloqueos enormes. Tercero: apoyarse en los indices de la Clase 7, porque el UPDATE del descuento filtra por id_insumo, que es clave primaria, y por eso bloquea una sola fila; el mismo UPDATE filtrando por una columna sin indice puede recorrer y bloquear muchas mas. Cuarto: estadisticas frescas de la Clase 6 y ningun disparador con trabajo pesado dentro de la transaccion, de la Clase 4. Esos cuatro habitos, mas el de no usar SELECT asterisco en los reportes, mas los predicados sargables, mas el respaldo con restore probado, son literalmente los siete items del checklist que la pregunta 5 pide llenar, y la rubrica exige estado Y evidencia concreta —un nombre de indice, un archivo, una consulta— porque siete casillas marcadas sin evidencia no demuestran nada.</w:t>
+      </w:r>
+    </w:p>
+    <w:p>
+      <w:pPr>
+        <w:spacing w:before="200" w:after="60"/>
+      </w:pPr>
+      <w:r>
+        <w:rPr>
+          <w:b/>
+          <w:color w:val="1A1C1D"/>
+          <w:sz w:val="32"/>
+        </w:rPr>
+        <w:t>La demo, en el orden en que se proyecta - diapositiva 9</w:t>
+      </w:r>
+    </w:p>
+    <w:p>
+      <w:r>
+        <w:rPr>
+          <w:b w:val="0"/>
+          <w:color w:val="4A4A49"/>
+          <w:sz w:val="22"/>
+        </w:rPr>
+        <w:t>La demo es el script Codigo/08_transacciones_vetcare.sql y se corre en la consola de ExamLab. Tiene cinco bloques y el valor esta en el tercero, asi que hay que administrar el tiempo para llegar ahi con calma. El bloque 0 crea insumo, factura y detalle_factura y siembra los seis insumos con los stocks del enunciado; empieza con los DROP para que el script se pueda correr dos veces sin limpiar a mano. El bloque 1 crea el procedimiento, y conviene proyectarlo leyendo en voz alta el guardia y el GET DIAGNOSTICS, no pasarlo de largo. El bloque 2 es el caso feliz: CALL sp_facturar(4, ARRAY[1, 6, 5], ARRAY[1, 2, 3]), factura por 27.400 y los stocks 1, 6 y 5 quedan en 11, 58 y 5. El bloque 3 es la clase entera y tiene tres pasos que no se pueden desordenar: la foto inicial, que debe dar una factura, tres lineas, el insumo 3 en 40 y el insumo 2 en 3; el intento que falla a mitad, envuelto en el DO con su manejador para que el script siga; y la foto final, que debe dar EXACTAMENTE los mismos cuatro numeros. Ese es el momento de preguntarle al grupo donde quedo el descuento del insumo 3 y dejar que alguien diga que se deshizo solo. El bloque 3 cierra con la version viable, CALL sp_facturar(4, ARRAY[3, 2], ARRAY[2, 3]), que crea la segunda factura por 112.000 y deja el insumo 3 en 38 y el 2 en 0. El bloque 4 es la funcion, con su prueba de tres columnas que devuelve verdadero, falso, verdadero; ese bloque reinicia los stocks de los insumos 5 y 2 antes de probar, porque si no los numeros esperados no salen. Si el tiempo aprieta, lo que se recorta es el bloque 4, que el estudiante rehace en la pregunta 3 del taller; lo que NO se recorta es la pareja de fotos del bloque 3.</w:t>
+      </w:r>
+    </w:p>
+    <w:p>
+      <w:pPr>
+        <w:spacing w:before="200" w:after="60"/>
+      </w:pPr>
+      <w:r>
+        <w:rPr>
+          <w:b/>
+          <w:color w:val="1A1C1D"/>
+          <w:sz w:val="32"/>
+        </w:rPr>
+        <w:t>Donde corre esto, y por que el autocommit ya no es el enemigo - diapositiva 10</w:t>
+      </w:r>
+    </w:p>
+    <w:p>
+      <w:r>
+        <w:rPr>
+          <w:b w:val="0"/>
+          <w:color w:val="4A4A49"/>
+          <w:sz w:val="22"/>
+        </w:rPr>
+        <w:t>La herramienta de hoy es ExamLab, que ejecuta PostgreSQL sobre PGlite dentro del navegador, y hay que decirlo sin ambiguedad porque este es el tema donde la herramienta equivocada no da un resultado distinto sino que no compila. Las tres preguntas de SQL del dia suman 75 de los 100 puntos y son PL/pgSQL: CALL, GET DIAGNOSTICS ... ROW_COUNT, RAISE EXCEPTION con porcentaje y una funcion que devuelve BOOLEAN. Nada de eso corre en Oracle Live SQL, asi que Live SQL se queda solamente como el contraste de sintaxis de la pregunta 4. Sobre el autocommit, que en versiones anteriores de este material era la advertencia central: con la forma del entregable de hoy deja de ser un problema, y conviene explicar por que en lugar de repetir la advertencia. Nadie escribe BEGIN ni COMMIT: el CALL de nivel superior ya es su propia transaccion, y la excepcion que se propaga la deshace entera. La demostracion de atomicidad no depende de dejar una transaccion abierta entre dos ejecuciones, que es justamente lo que un playground no permite; depende de tomar una foto, correr el CALL que falla y volver a tomar la foto, todo en el mismo panel. Por lo mismo, la vieja advertencia de que en Oracle y en MySQL cualquier DDL provoca un COMMIT implicito —y que por eso no hay que mezclar CREATE TABLE con la demostracion— no aplica aqui: en PostgreSQL el DDL es transaccional. Se menciona como diferencia entre motores, no como precaucion del taller. Lo que si hay que declarar es el limite real: PGlite corre UNA SOLA sesion, asi que la espera por bloqueo, el interbloqueo, la lectura sucia y la actualizacion perdida no se pueden reproducir y se documentan en papel como una linea de tiempo de T1 y T2 con lo que ve cada una en cada paso, formato que usara la Clase 10. Tampoco se demuestra la durabilidad real, porque nadie puede apagar el servidor.</w:t>
+      </w:r>
+    </w:p>
+    <w:p>
+      <w:pPr>
+        <w:spacing w:before="200" w:after="60"/>
+      </w:pPr>
+      <w:r>
+        <w:rPr>
+          <w:b/>
+          <w:color w:val="1A1C1D"/>
+          <w:sz w:val="32"/>
+        </w:rPr>
+        <w:t>El reparto de los 120 minutos y como acompanar el taller - diapositiva 14</w:t>
+      </w:r>
+    </w:p>
+    <w:p>
+      <w:r>
+        <w:rPr>
+          <w:b w:val="0"/>
+          <w:color w:val="4A4A49"/>
+          <w:sz w:val="22"/>
+        </w:rPr>
+        <w:t>El bloque de 120 minutos se reparte asi. Del minuto 0 al 10, encuadre y el amarre con la Clase 7: ayer se hizo que las consultas leyeran menos, hoy se hace que las escrituras no queden a medias. Del 10 al 30, ACID con sus cuatro fallos concretos, uno por letra, cada uno nombrando la tabla de VetCare donde ocurre; conviene no dedicar mas de cinco minutos por letra y no entrar en niveles de aislamiento mas alla de nombrarlos. Del 30 al 50, la firma del procedimiento y el guardia, sentencia por sentencia, con el codigo en pantalla. Del 50 al 60, por que no lleva COMMIT ni ROLLBACK, con el savepoint implicito y el contraste con Oracle: son los 10 puntos de la pregunta 4 y se resuelven en esta diapositiva. Del 60 al 70, la funcion y la distincion entre abortar e informar. Del 70 al 80, tuning y el checklist. Del 80 al 115, el taller. Del 115 al 120, cierre y el gancho de la Clase 10. Cuatro avisos para el acompanamiento. Uno, la pregunta 1 es la mas larga del taller y vale 35 puntos: conviene resolver en voz alta con el grupo la validacion de los arreglos y la cabecera con RETURNING, y dejar el bucle para el trabajo individual. Dos, el error de sintaxis mas frecuente es el delimitador de dolar mal cerrado; si alguien reporta un error incomprensible, lo primero que se revisa es que el $proc$ del final este igual al del principio. Tres, quien escriba COMMIT dentro del procedimiento tiene que entender por que sobra, no solo borrarlo, porque es la pregunta 4. Cuatro, la pregunta 5 son 15 puntos de prosa estructurada y se queda sin tiempo si nadie la anuncia: a los 100 minutos hay que decir en voz alta que faltan 15 y que el checklist necesita evidencias, no casillas.</w:t>
+      </w:r>
+    </w:p>
+    <w:p>
+      <w:pPr>
+        <w:spacing w:before="200" w:after="60"/>
+      </w:pPr>
+      <w:r>
+        <w:rPr>
+          <w:b/>
+          <w:color w:val="1A1C1D"/>
+          <w:sz w:val="32"/>
+        </w:rPr>
+        <w:t>Preguntas frecuentes del grupo</w:t>
+      </w:r>
+    </w:p>
+    <w:p>
+      <w:r>
+        <w:rPr>
+          <w:b w:val="0"/>
+          <w:color w:val="4A4A49"/>
+          <w:sz w:val="22"/>
+        </w:rPr>
+        <w:t>Primera: si el motor confirma solo, para que sirve COMMIT. Para agrupar varias sentencias en un unico hecho de negocio, que es justamente lo que el modo de confirmacion automatica impide; y hoy no hace falta escribirlo porque el CALL ya agrupa todo el procedimiento en una transaccion. Segunda: que pasa si me desconecto sin confirmar. El motor deshace la transaccion cuando la sesion muere de forma anormal, aunque algunos clientes confirman al salir de manera ordenada, asi que jamas se debe depender de eso. Tercera: se puede hacer ROLLBACK despues de un COMMIT. No, confirmar es definitivo, y lo unico que queda es restaurar desde el respaldo de la Clase 4 con recuperacion a un punto en el tiempo, operacion de administrador y no correccion de rutina. Cuarta, y la que sale siempre en esta clase: si no escribo ROLLBACK, como se deshizo. Porque el CALL de nivel superior es su propia transaccion y la excepcion que sale del procedimiento la aborta completa; el motor conserva las versiones anteriores de las filas y descarta las nuevas. Es la pregunta 4 del taller, y la respuesta hay que poder darla sin leer. Quinta: entonces nunca se escribe COMMIT en un procedimiento de PostgreSQL. Se puede, en procedimientos disenados para ejecutar por lotes y solo si el contexto de la llamada lo permite, pero no en un procedimiento de negocio como este, donde quitarle al llamador la posibilidad de deshacer es un defecto. Sexta: por que la funcion devuelve falso en vez de lanzar una excepcion, si tambien es un fallo. Porque no es un fallo: es un resultado. La funcion esta pensada para que el llamador decida si sigue con las demas lineas o cancela, y esa decision no se puede tomar si la excepcion ya aborto todo. Septima: puedo probar dos recepcionistas al mismo tiempo abriendo dos pestanas. No, cada pestana levanta su propia base en memoria y no comparten nada; ese escenario se documenta en papel y se estudia en la Clase 10.</w:t>
       </w:r>
     </w:p>
     <w:p>
@@ -574,7 +795,7 @@
           <w:color w:val="4A4A49"/>
           <w:sz w:val="22"/>
         </w:rPr>
-        <w:t>Error tipico del docente que no domina el tema: demostrar el ROLLBACK en un playground con autocommit activo y sin abrir la transaccion, ver que la fila sigue ahi y salir del paso diciendo que el playground no soporta transacciones. El estudiante concluye que las transacciones son teoria que no se puede comprobar; aguas abajo, en la Clase 10 no podra construir el escenario de T1 y T2 porque nunca vio una transaccion realmente abierta, y en la Clase 12, al conectar la aplicacion con la base, dejara el manejo de COMMIT y ROLLBACK repartido entre el procedimiento y el codigo cliente, que es la fuente numero uno de facturas a medias. El segundo error es ensenar que la atomicidad garantiza las reglas de negocio y omitir la restriccion CHECK (stock &gt;= 0), confiando en que el codigo de la aplicacion siempre validara antes de descontar. Si eso se acepta hoy, el stock negativo aparecera en la Clase 11 al llenar el checklist del PI, o peor, en la sustentacion de la Clase 15, y el informe final afirmara que la base de datos garantiza una regla que en realidad solo esta escrita en un procedimiento que cualquier INSERT o UPDATE manual puede saltarse.</w:t>
+        <w:t>El primero, y el que ha costado puntos de verdad, es ensenar la forma canonica de Oracle como si fuera la del taller: un procedimiento con IN NUMBER en los parametros, SQL%ROWCOUNT para las filas afectadas, RAISE_APPLICATION_ERROR para abortar y un EXCEPTION WHEN OTHERS THEN ROLLBACK; RAISE; al final. Nada de eso compila en PostgreSQL, que es donde se califican 75 de los 100 puntos; y peor, ese ROLLBACK explicito es literalmente la opcion INCORRECTA de la pregunta 4, de modo que el estudiante que estudio bien la version equivocada marca mal y pierde 10 puntos por haber prestado atencion. El segundo es demostrar la reversion sin abrir transaccion y sin tomar fotos, ver que la fila sigue ahi y salir del paso diciendo que el playground no soporta transacciones. El estudiante concluye que las transacciones son teoria que no se puede comprobar; aguas abajo, en la Clase 10 no podra construir el escenario de T1 y T2 porque nunca vio una reversion real, y en la Clase 12, al conectar la aplicacion con la base, dejara el manejo de la confirmacion repartido entre el procedimiento y el codigo cliente, que es la fuente numero uno de facturas a medias. La demostracion correcta es la pareja de fotos del bloque 3 del script, y funciona en el navegador sin ningun ajuste. El tercero es ensenar que la atomicidad garantiza las reglas de negocio y omitir la restriccion CHECK (stock &gt;= 0), confiando en que el codigo de la aplicacion siempre validara antes de descontar. Si eso se acepta hoy, el stock negativo aparecera en la Clase 11 al llenar el checklist del PI, o peor, en la sustentacion de la Clase 15, y el informe final afirmara que la base de datos garantiza una regla que en realidad solo esta escrita en un procedimiento que cualquier UPDATE manual puede saltarse. El cuarto es presentar la firma del procedimiento con un solo insumo por parametro: la actividad la califica con dos arreglos paralelos y el CALL del enunciado no compila contra la version simplificada, asi que el molde que se proyecta tiene que ser el que se califica.</w:t>
       </w:r>
     </w:p>
     <w:p>
@@ -592,7 +813,7 @@
           <w:color w:val="4A4A49"/>
           <w:sz w:val="22"/>
         </w:rPr>
-        <w:t xml:space="preserve"> BEGIN... INSERT factura/detalle... UPDATE stock... COMMIT/ROLLBACK.</w:t>
+        <w:t xml:space="preserve"> CALL sp_facturar(4, ARRAY[1,6,5], ARRAY[1,2,3]) que factura 27.400, y CALL sp_facturar(4, ARRAY[3,2], ARRAY[2,10]) que falla en la segunda linea: el stock del insumo 3 vuelve a 40 sin ROLLBACK escrito.</w:t>
       </w:r>
     </w:p>
     <w:p>
@@ -620,6 +841,7 @@
       <w:r>
         <w:rPr>
           <w:rFonts w:ascii="Consolas" w:hAnsi="Consolas"/>
+          <w:b w:val="0"/>
           <w:color w:val="111111"/>
           <w:sz w:val="21"/>
         </w:rPr>
@@ -707,6 +929,45 @@
           <w:sz w:val="22"/>
         </w:rPr>
         <w:t>Todo o nada: la transaccion de facturacion</w:t>
+      </w:r>
+    </w:p>
+    <w:p>
+      <w:pPr>
+        <w:pStyle w:val="ListNumber"/>
+      </w:pPr>
+      <w:r>
+        <w:rPr>
+          <w:b w:val="0"/>
+          <w:color w:val="4A4A49"/>
+          <w:sz w:val="22"/>
+        </w:rPr>
+        <w:t>sp_facturar en PL/pgSQL: el molde que se califica</w:t>
+      </w:r>
+    </w:p>
+    <w:p>
+      <w:pPr>
+        <w:pStyle w:val="ListNumber"/>
+      </w:pPr>
+      <w:r>
+        <w:rPr>
+          <w:b w:val="0"/>
+          <w:color w:val="4A4A49"/>
+          <w:sz w:val="22"/>
+        </w:rPr>
+        <w:t>Por que el procedimiento no lleva COMMIT ni ROLLBACK</w:t>
+      </w:r>
+    </w:p>
+    <w:p>
+      <w:pPr>
+        <w:pStyle w:val="ListNumber"/>
+      </w:pPr>
+      <w:r>
+        <w:rPr>
+          <w:b w:val="0"/>
+          <w:color w:val="4A4A49"/>
+          <w:sz w:val="22"/>
+        </w:rPr>
+        <w:t>fn_descontar_stock: cuando «no hay stock» es una respuesta, no un error</w:t>
       </w:r>
     </w:p>
     <w:p>
@@ -856,6 +1117,7 @@
       <w:r>
         <w:rPr>
           <w:rFonts w:ascii="Consolas" w:hAnsi="Consolas"/>
+          <w:b w:val="0"/>
           <w:i/>
           <w:color w:val="111111"/>
           <w:sz w:val="20"/>
@@ -975,7 +1237,7 @@
           <w:color w:val="4A4A49"/>
           <w:sz w:val="22"/>
         </w:rPr>
-        <w:t>Proyecte estas diapositivas, en este orden, ~12 min cada una. Son la teoria</w:t>
+        <w:t>Proyecte estas diapositivas, en este orden, ~5 min cada una. Son la teoria</w:t>
       </w:r>
     </w:p>
     <w:p>
@@ -1038,6 +1300,45 @@
           <w:sz w:val="22"/>
         </w:rPr>
         <w:t>[Slide 5] Todo o nada: la transaccion de facturacion</w:t>
+      </w:r>
+    </w:p>
+    <w:p>
+      <w:pPr>
+        <w:pStyle w:val="ListNumber"/>
+      </w:pPr>
+      <w:r>
+        <w:rPr>
+          <w:b/>
+          <w:color w:val="4A4A49"/>
+          <w:sz w:val="22"/>
+        </w:rPr>
+        <w:t>[Slide 6] sp_facturar en PL/pgSQL: el molde que se califica</w:t>
+      </w:r>
+    </w:p>
+    <w:p>
+      <w:pPr>
+        <w:pStyle w:val="ListNumber"/>
+      </w:pPr>
+      <w:r>
+        <w:rPr>
+          <w:b/>
+          <w:color w:val="4A4A49"/>
+          <w:sz w:val="22"/>
+        </w:rPr>
+        <w:t>[Slide 7] Por que el procedimiento no lleva COMMIT ni ROLLBACK</w:t>
+      </w:r>
+    </w:p>
+    <w:p>
+      <w:pPr>
+        <w:pStyle w:val="ListNumber"/>
+      </w:pPr>
+      <w:r>
+        <w:rPr>
+          <w:b/>
+          <w:color w:val="4A4A49"/>
+          <w:sz w:val="22"/>
+        </w:rPr>
+        <w:t>[Slide 8] fn_descontar_stock: cuando «no hay stock» es una respuesta, no un error</w:t>
       </w:r>
     </w:p>
     <w:p>
@@ -1106,7 +1407,20 @@
           <w:color w:val="4A4A49"/>
           <w:sz w:val="22"/>
         </w:rPr>
-        <w:t>COMMIT confirma la transaccion de forma permanente; ROLLBACK deshace todo lo hecho desde el ultimo COMMIT si algo salio mal (ej. el insumo no tenia stock suficiente). Sin ROLLBACK explicito ante el error, quedaria una factura registrada sin el descuento real de stock: inconsistencia de datos.</w:t>
+        <w:t>COMMIT confirma la transaccion de forma permanente; ROLLBACK deshace todo lo hecho desde que se abrio. En PostgreSQL no hace falta escribir ROLLBACK dentro del procedimiento: el CALL de nivel superior es su propia transaccion, y si la excepcion se propaga hasta afuera, el motor deshace todo lo que el procedimiento habia hecho. En Oracle si hay que escribirlo, y ese contraste es la pregunta 4 del taller.</w:t>
+      </w:r>
+    </w:p>
+    <w:p>
+      <w:pPr>
+        <w:pStyle w:val="ListBullet"/>
+      </w:pPr>
+      <w:r>
+        <w:rPr>
+          <w:b w:val="0"/>
+          <w:color w:val="4A4A49"/>
+          <w:sz w:val="22"/>
+        </w:rPr>
+        <w:t>Lo que si hay que escribir es el guardia: UPDATE insumo SET stock = stock - p_cantidades[i] WHERE id_insumo = p_insumos[i] AND stock &gt;= p_cantidades[i], y despues GET DIAGNOSTICS v_filas = ROW_COUNT. Si v_filas es 0 no hubo stock, y ahi se decide: RAISE EXCEPTION si el fallo debe abortar la factura, o devolver FALSE si el 'no hay stock' es una respuesta y no un error.</w:t>
       </w:r>
     </w:p>
     <w:p>
@@ -1168,7 +1482,7 @@
           <w:color w:val="1A1C1D"/>
           <w:sz w:val="32"/>
         </w:rPr>
-        <w:t>35-55 · Demo paso a paso · [Slide 6]</w:t>
+        <w:t>35-55 · Demo paso a paso · [Slide 9]</w:t>
       </w:r>
     </w:p>
     <w:p>
@@ -1196,7 +1510,7 @@
           <w:color w:val="4A4A49"/>
           <w:sz w:val="22"/>
         </w:rPr>
-        <w:t>Demo: BEGIN... INSERT factura/detalle... UPDATE stock... COMMIT/ROLLBACK.</w:t>
+        <w:t>Demo: CALL sp_facturar(4, ARRAY[1,6,5], ARRAY[1,2,3]) que factura 27.400, y CALL sp_facturar(4, ARRAY[3,2], ARRAY[2,10]) que falla en la segunda linea: el stock del insumo 3 vuelve a 40 sin ROLLBACK escrito.</w:t>
       </w:r>
     </w:p>
     <w:p>
@@ -1206,7 +1520,7 @@
           <w:color w:val="4A4A49"/>
           <w:sz w:val="22"/>
         </w:rPr>
-        <w:t>Herramienta: Oracle Live SQL / DB Fiddle</w:t>
+        <w:t>Herramienta: ExamLab (PostgreSQL/PGlite)</w:t>
       </w:r>
     </w:p>
     <w:p>
@@ -1220,7 +1534,7 @@
           <w:color w:val="C23E12"/>
           <w:sz w:val="21"/>
         </w:rPr>
-        <w:t>📸  Transaccion con stock insuficiente: el ROLLBACK deja todo como estaba</w:t>
+        <w:t>📸  CALL sp_facturar que falla a mitad: foto inicial y foto final identicas, sin ROLLBACK escrito</w:t>
       </w:r>
     </w:p>
     <w:p>
@@ -1230,7 +1544,7 @@
       <w:r>
         <w:drawing>
           <wp:inline xmlns:a="http://schemas.openxmlformats.org/drawingml/2006/main" xmlns:pic="http://schemas.openxmlformats.org/drawingml/2006/picture">
-            <wp:extent cx="5120640" cy="1920240"/>
+            <wp:extent cx="5120640" cy="1716578"/>
             <wp:docPr id="1" name="Picture 1"/>
             <wp:cNvGraphicFramePr>
               <a:graphicFrameLocks noChangeAspect="1"/>
@@ -1251,7 +1565,7 @@
                   <pic:spPr>
                     <a:xfrm>
                       <a:off x="0" y="0"/>
-                      <a:ext cx="5120640" cy="1920240"/>
+                      <a:ext cx="5120640" cy="1716578"/>
                     </a:xfrm>
                     <a:prstGeom prst="rect"/>
                   </pic:spPr>
@@ -1282,7 +1596,7 @@
           <w:color w:val="1A1C1D"/>
           <w:sz w:val="32"/>
         </w:rPr>
-        <w:t>55-105 · Taller guiado = tarea del PI · [Slide 11]</w:t>
+        <w:t>55-105 · Taller guiado = tarea del PI · [Slide 14]</w:t>
       </w:r>
     </w:p>
     <w:p>
@@ -1333,7 +1647,7 @@
           <w:color w:val="4A4A49"/>
           <w:sz w:val="22"/>
         </w:rPr>
-        <w:t>Implementar bloque/proc que facture y descuente stock atomicamente.</w:t>
+        <w:t>Escribir sp_facturar(p_id_consulta, p_insumos INT[], p_cantidades INT[]) en PL/pgSQL: cabecera con total 0, bucle por linea con el guardia stock &gt;= cantidad, y UPDATE del total al final.</w:t>
       </w:r>
     </w:p>
     <w:p>
@@ -1346,7 +1660,7 @@
           <w:color w:val="4A4A49"/>
           <w:sz w:val="22"/>
         </w:rPr>
-        <w:t>Probar fallo a mitad (stock insuficiente) -&gt; ROLLBACK.</w:t>
+        <w:t>Probar el fallo a mitad con ARRAY[3,2] / ARRAY[2,10] y demostrar con foto inicial y final que el stock del insumo 3 volvio a 40.</w:t>
       </w:r>
     </w:p>
     <w:p>
@@ -1359,7 +1673,7 @@
           <w:color w:val="4A4A49"/>
           <w:sz w:val="22"/>
         </w:rPr>
-        <w:t>Completar checklist tuning del PI.</w:t>
+        <w:t>Encapsular el descuento en fn_descontar_stock, que devuelve BOOLEAN y no lanza excepcion.</w:t>
       </w:r>
     </w:p>
     <w:p>
@@ -1372,7 +1686,20 @@
           <w:color w:val="4A4A49"/>
           <w:sz w:val="22"/>
         </w:rPr>
-        <w:t>Actualizar informe PI: seccion transacciones.</w:t>
+        <w:t>Llenar la seccion Transacciones y tuning del informe: inventario de 3 transacciones y checklist de 7 items.</w:t>
+      </w:r>
+    </w:p>
+    <w:p>
+      <w:pPr>
+        <w:pStyle w:val="ListNumber"/>
+      </w:pPr>
+      <w:r>
+        <w:rPr>
+          <w:b w:val="0"/>
+          <w:color w:val="4A4A49"/>
+          <w:sz w:val="22"/>
+        </w:rPr>
+        <w:t>Declarar el gap de concurrencia: PGlite corre una sola sesion, y eso es la Clase 10.</w:t>
       </w:r>
     </w:p>
     <w:p>
@@ -1392,7 +1719,7 @@
           <w:color w:val="4A4A49"/>
           <w:sz w:val="22"/>
         </w:rPr>
-        <w:t>Entregable: Script transaccional + checklist tuning del PI (1 pag.)</w:t>
+        <w:t>Entregable: sp_facturar + fn_descontar_stock + seccion Transacciones y tuning del informe (1 pag.)</w:t>
       </w:r>
     </w:p>
     <w:p>
@@ -1448,7 +1775,7 @@
           <w:color w:val="1A1C1D"/>
           <w:sz w:val="32"/>
         </w:rPr>
-        <w:t>105-115 · Criterios de exito + quiz corto · [Slide 13]</w:t>
+        <w:t>105-115 · Criterios de exito + quiz corto · [Slide 16]</w:t>
       </w:r>
     </w:p>
     <w:p>
@@ -1458,7 +1785,7 @@
           <w:color w:val="4A4A49"/>
           <w:sz w:val="22"/>
         </w:rPr>
-        <w:t>Repasar checklist del dia con [Slide 13] «Criterios de exito / entregable».</w:t>
+        <w:t>Repasar checklist del dia con [Slide 16] «Criterios de exito / entregable».</w:t>
       </w:r>
     </w:p>
     <w:p>
@@ -1489,6 +1816,7 @@
       <w:r>
         <w:rPr>
           <w:rFonts w:ascii="Consolas" w:hAnsi="Consolas"/>
+          <w:b w:val="0"/>
           <w:color w:val="111111"/>
           <w:sz w:val="21"/>
         </w:rPr>
@@ -1505,6 +1833,7 @@
       <w:r>
         <w:rPr>
           <w:rFonts w:ascii="Consolas" w:hAnsi="Consolas"/>
+          <w:b w:val="0"/>
           <w:color w:val="111111"/>
           <w:sz w:val="21"/>
         </w:rPr>
@@ -1545,7 +1874,7 @@
           <w:color w:val="1A1C1D"/>
           <w:sz w:val="32"/>
         </w:rPr>
-        <w:t>115-120 · Cierre · [Slide 15]</w:t>
+        <w:t>115-120 · Cierre · [Slide 18]</w:t>
       </w:r>
     </w:p>
     <w:p>
@@ -1573,7 +1902,7 @@
           <w:color w:val="4A4A49"/>
           <w:sz w:val="22"/>
         </w:rPr>
-        <w:t>Proyectar [Slide 15] slide de cierre. Dudas finales.</w:t>
+        <w:t>Proyectar [Slide 18] slide de cierre. Dudas finales.</w:t>
       </w:r>
     </w:p>
     <w:p>
@@ -1624,6 +1953,7 @@
       <w:r>
         <w:rPr>
           <w:rFonts w:ascii="Consolas" w:hAnsi="Consolas"/>
+          <w:b w:val="0"/>
           <w:color w:val="111111"/>
           <w:sz w:val="21"/>
         </w:rPr>
@@ -1670,6 +2000,7 @@
       <w:r>
         <w:rPr>
           <w:rFonts w:ascii="Consolas" w:hAnsi="Consolas"/>
+          <w:b w:val="0"/>
           <w:color w:val="111111"/>
           <w:sz w:val="21"/>
         </w:rPr>
